--- a/tests/corpus_v2/docs/cession_0008.docx
+++ b/tests/corpus_v2/docs/cession_0008.docx
@@ -708,7 +708,7 @@
     <w:p>
       <w:r>
         <w:pict>
-          <v:shape id="tb1347" type="#_x0000_t202" style="position:absolute;margin-left:0;margin-top:0;width:400pt;height:40pt">
+          <v:shape id="tb4413" type="#_x0000_t202" style="position:absolute;margin-left:0;margin-top:0;width:400pt;height:40pt">
             <v:textbox>
               <w:txbxContent>
                 <w:p>

--- a/tests/corpus_v2/docs/cession_0008.docx
+++ b/tests/corpus_v2/docs/cession_0008.docx
@@ -21,19 +21,25 @@
         <w:rPr>
           <w:b/>
         </w:rPr>
-        <w:t xml:space="preserve">№ 76/2023-С</w:t>
-      </w:r>
-    </w:p>
-    <w:p/>
-    <w:p>
-      <w:r>
-        <w:t xml:space="preserve">г. Красногорск</w:t>
+        <w:t xml:space="preserve">№ </w:t>
+      </w:r>
+      <w:r>
+        <w:rPr>
+          <w:b/>
+        </w:rPr>
+        <w:t xml:space="preserve">5/12</w:t>
+      </w:r>
+    </w:p>
+    <w:p/>
+    <w:p>
+      <w:r>
+        <w:t xml:space="preserve">г. Химки</w:t>
       </w:r>
       <w:r>
         <w:t xml:space="preserve">     </w:t>
       </w:r>
       <w:r>
-        <w:t xml:space="preserve">«26» июля 2025 г.</w:t>
+        <w:t xml:space="preserve">25.08.2025</w:t>
       </w:r>
     </w:p>
     <w:p/>
@@ -108,10 +114,10 @@
         <w:t xml:space="preserve">, именуемая в дальнейшем «Цессионарий»</w:t>
       </w:r>
       <w:r>
-        <w:t xml:space="preserve">, с другой стороны, совместно именуемые «Стороны», заключили настоящий </w:t>
-      </w:r>
-      <w:r>
-        <w:t xml:space="preserve">Договор № 71/2025-П</w:t>
+        <w:t xml:space="preserve">, с другой стороны, совместно именуемые «Стороны», заключили настоящий Договор № </w:t>
+      </w:r>
+      <w:r>
+        <w:t xml:space="preserve">80/12</w:t>
       </w:r>
       <w:r>
         <w:t xml:space="preserve"> (далее — Договор) о нижеследующем:</w:t>
@@ -150,7 +156,10 @@
         <w:t xml:space="preserve">Уступка права требования является возмездной. Цена уступаемого права: </w:t>
       </w:r>
       <w:r>
-        <w:t xml:space="preserve">20 000 RUB</w:t>
+        <w:t xml:space="preserve">976 002 (Девятьсот семьдесят шесть тысяч два) рубля 0 коп.</w:t>
+      </w:r>
+      <w:r>
+        <w:t xml:space="preserve">, НДС не облагается</w:t>
       </w:r>
       <w:r>
         <w:t xml:space="preserve">.</w:t>
@@ -178,7 +187,7 @@
         <w:t xml:space="preserve">2.1. Общая цена Договора: </w:t>
       </w:r>
       <w:r>
-        <w:t xml:space="preserve">5 000 000 руб.</w:t>
+        <w:t xml:space="preserve">____ руб. (_____)_____ коп., включая НДС ___ руб. (_____)_____ коп.</w:t>
       </w:r>
       <w:r>
         <w:t xml:space="preserve">.</w:t>
@@ -189,7 +198,7 @@
         <w:t xml:space="preserve">2.2. Налог: </w:t>
       </w:r>
       <w:r>
-        <w:t xml:space="preserve">7 (семь) процентов</w:t>
+        <w:t xml:space="preserve">1/150 ключевой ставки ЦБ РФ от цены Договора</w:t>
       </w:r>
       <w:r>
         <w:t xml:space="preserve">.</w:t>
@@ -200,7 +209,7 @@
         <w:t xml:space="preserve">2.3. Срок оплаты — </w:t>
       </w:r>
       <w:r>
-        <w:t xml:space="preserve">не более 60 месяцев с момента заключения кредитного договора</w:t>
+        <w:t xml:space="preserve">в течение 20 (Двадцати) рабочих дней со дня предъявления требования</w:t>
       </w:r>
       <w:r>
         <w:t xml:space="preserve">.</w:t>
@@ -211,7 +220,7 @@
         <w:t xml:space="preserve">2.4. Порядок выборки: </w:t>
       </w:r>
       <w:r>
-        <w:t xml:space="preserve">размер каждого транша</w:t>
+        <w:t xml:space="preserve">количество траншей</w:t>
       </w:r>
       <w:r>
         <w:t xml:space="preserve"> определяется приложением к Договору.</w:t>
@@ -231,7 +240,7 @@
         <w:t xml:space="preserve">, артикул </w:t>
       </w:r>
       <w:r>
-        <w:t xml:space="preserve">RM-4257-84</w:t>
+        <w:t xml:space="preserve">RM-3609-79</w:t>
       </w:r>
       <w:r>
         <w:t xml:space="preserve">, код </w:t>
@@ -291,7 +300,13 @@
         <w:t xml:space="preserve">. Цена — </w:t>
       </w:r>
       <w:r>
-        <w:t xml:space="preserve">3 000 рублей</w:t>
+        <w:t xml:space="preserve">46 600 002,25 рубля</w:t>
+      </w:r>
+      <w:r>
+        <w:t xml:space="preserve">, </w:t>
+      </w:r>
+      <w:r>
+        <w:t xml:space="preserve">Без НДС</w:t>
       </w:r>
       <w:r>
         <w:t xml:space="preserve">.</w:t>
@@ -311,7 +326,7 @@
         <w:t xml:space="preserve">3.1. Место исполнения обязательств: </w:t>
       </w:r>
       <w:r>
-        <w:t xml:space="preserve">а/я 34, г. Воронеж, 394000</w:t>
+        <w:t xml:space="preserve">а/я 93, г. Сергиев Посад, 141300</w:t>
       </w:r>
       <w:r>
         <w:t xml:space="preserve">.</w:t>
@@ -328,7 +343,7 @@
         <w:t xml:space="preserve"> по телефону </w:t>
       </w:r>
       <w:r>
-        <w:t xml:space="preserve">+7 (812) 650-38-73</w:t>
+        <w:t xml:space="preserve">+7 (383) 344-53-43</w:t>
       </w:r>
       <w:r>
         <w:t xml:space="preserve">.</w:t>
@@ -339,7 +354,7 @@
         <w:t xml:space="preserve">3.3. Срок исполнения обязательств — </w:t>
       </w:r>
       <w:r>
-        <w:t xml:space="preserve">в течение 15 банковских дней с даты подписания Сторонами акта сдачи-приемки оказанных услуг</w:t>
+        <w:t xml:space="preserve">в течение 36 (Тридцати шести) месяцев с даты подписания Сторонами акта сдачи-приемки оказанных услуг</w:t>
       </w:r>
       <w:r>
         <w:t xml:space="preserve">.</w:t>
@@ -370,13 +385,19 @@
         <w:t xml:space="preserve">Размер неустойки за нарушение сроков оплаты: </w:t>
       </w:r>
       <w:r>
-        <w:t xml:space="preserve">0,5 (пяти десятых) % от цены Договора</w:t>
+        <w:t xml:space="preserve">0,1 % от общей суммы счета</w:t>
+      </w:r>
+      <w:r>
+        <w:t xml:space="preserve">, но не более </w:t>
+      </w:r>
+      <w:r>
+        <w:t xml:space="preserve">0,2 (две десятых процента) процента от цены Договора</w:t>
       </w:r>
       <w:r>
         <w:t xml:space="preserve">. Предельный размер ответственности: </w:t>
       </w:r>
       <w:r>
-        <w:t xml:space="preserve">0,2% за каждый день просрочки</w:t>
+        <w:t xml:space="preserve">1/130 ключевой ставки ЦБ РФ годовых</w:t>
       </w:r>
       <w:r>
         <w:t xml:space="preserve">.</w:t>
@@ -398,7 +419,7 @@
         <w:t xml:space="preserve">Сторона, для которой создалась невозможность исполнения, обязана уведомить другую Сторону. Срок уведомления — </w:t>
       </w:r>
       <w:r>
-        <w:t xml:space="preserve">в течение 3 рабочих дней с момента выставления счета</w:t>
+        <w:t xml:space="preserve">в течение десяти банковских дней с момента выставления счета</w:t>
       </w:r>
       <w:r>
         <w:t xml:space="preserve">.</w:t>
@@ -412,7 +433,7 @@
         <w:t xml:space="preserve">Все споры и разногласия решаются путём переговоров. Претензионный порядок обязателен, срок ответа на претензию — </w:t>
       </w:r>
       <w:r>
-        <w:t xml:space="preserve">в течение 5 рабочих дней с момента подписания акта</w:t>
+        <w:t xml:space="preserve">не позднее 16.08.2026</w:t>
       </w:r>
       <w:r>
         <w:t xml:space="preserve">.</w:t>
@@ -442,6 +463,72 @@
       </w:r>
       <w:r>
         <w:t xml:space="preserve">иВаНоВа Мария</w:t>
+      </w:r>
+    </w:p>
+    <w:p/>
+    <w:p/>
+    <w:p>
+      <w:r>
+        <w:rPr>
+          <w:b/>
+        </w:rPr>
+        <w:t xml:space="preserve">9. КОНТРОЛЬНЫЕ ВЕЛИЧИНЫ</w:t>
+      </w:r>
+    </w:p>
+    <w:p>
+      <w:r>
+        <w:t xml:space="preserve">9.1. Контрольная запись: </w:t>
+      </w:r>
+      <w:r>
+        <w:t xml:space="preserve">75Ф-13982/14-589Д</w:t>
+      </w:r>
+      <w:r>
+        <w:t xml:space="preserve">.</w:t>
+      </w:r>
+    </w:p>
+    <w:p>
+      <w:r>
+        <w:t xml:space="preserve">9.2. Контрольная запись: </w:t>
+      </w:r>
+      <w:r>
+        <w:rPr>
+          <w:b/>
+        </w:rPr>
+        <w:t xml:space="preserve">не менее 66 4</w:t>
+      </w:r>
+      <w:r>
+        <w:t xml:space="preserve">00 000,8 (Шестидесяти шести миллионов четырёхсот тысяч) ₽</w:t>
+      </w:r>
+      <w:r>
+        <w:t xml:space="preserve">.</w:t>
+      </w:r>
+    </w:p>
+    <w:p>
+      <w:r>
+        <w:t xml:space="preserve">9.3. Контрольная запись: </w:t>
+      </w:r>
+      <w:r>
+        <w:rPr>
+          <w:b/>
+        </w:rPr>
+        <w:t xml:space="preserve">2</w:t>
+      </w:r>
+      <w:r>
+        <w:t xml:space="preserve">0 (двадцать) процентов за каждый день просрочки</w:t>
+      </w:r>
+      <w:r>
+        <w:t xml:space="preserve">.</w:t>
+      </w:r>
+    </w:p>
+    <w:p>
+      <w:r>
+        <w:t xml:space="preserve">9.4. Контрольная запись: </w:t>
+      </w:r>
+      <w:r>
+        <w:t xml:space="preserve">в течение 60 рабочих дней с момента поступлен ия денежных средс‍тв на расчетный счет</w:t>
+      </w:r>
+      <w:r>
+        <w:t xml:space="preserve">.</w:t>
       </w:r>
     </w:p>
     <w:p/>
@@ -506,7 +593,7 @@
               <w:t xml:space="preserve">Адрес регистрации: </w:t>
             </w:r>
             <w:r>
-              <w:t xml:space="preserve">а/я 97, г. Ростов-на-Дону, 344002</w:t>
+              <w:t xml:space="preserve">а/я 16, г. Красногорск, 143400</w:t>
             </w:r>
           </w:p>
           <w:p>
@@ -545,7 +632,7 @@
               <w:t xml:space="preserve">Тел.: </w:t>
             </w:r>
             <w:r>
-              <w:t xml:space="preserve">+7 (846) 480-82-38</w:t>
+              <w:t xml:space="preserve">+7 (846) 442-46-38</w:t>
             </w:r>
           </w:p>
           <w:p>
@@ -553,7 +640,7 @@
               <w:t xml:space="preserve">E-mail: </w:t>
             </w:r>
             <w:r>
-              <w:t xml:space="preserve">sinica@inbox.ru</w:t>
+              <w:t xml:space="preserve">sinica@list.ru</w:t>
             </w:r>
           </w:p>
           <w:p/>
@@ -580,7 +667,7 @@
           </w:p>
           <w:p>
             <w:r>
-              <w:t xml:space="preserve">Самара, Баумана 58</w:t>
+              <w:t xml:space="preserve">Тверь, Строителей 62</w:t>
             </w:r>
           </w:p>
           <w:p>
@@ -601,7 +688,7 @@
               <w:t xml:space="preserve">Адрес регистрации: </w:t>
             </w:r>
             <w:r>
-              <w:t xml:space="preserve">а/я 43, г. Пермь, 614000</w:t>
+              <w:t xml:space="preserve">а/я 80, г. Санкт-Петербург, 190000</w:t>
             </w:r>
           </w:p>
           <w:p>
@@ -640,7 +727,7 @@
               <w:t xml:space="preserve">Тел.: </w:t>
             </w:r>
             <w:r>
-              <w:t xml:space="preserve">+7 (843) 191-46-98</w:t>
+              <w:t xml:space="preserve">+7 (495) 270-67-65</w:t>
             </w:r>
           </w:p>
           <w:p>
@@ -648,7 +735,7 @@
               <w:t xml:space="preserve">E-mail: </w:t>
             </w:r>
             <w:r>
-              <w:t xml:space="preserve">ivanova@yandex.ru</w:t>
+              <w:t xml:space="preserve">ivanova@bk.ru</w:t>
             </w:r>
           </w:p>
           <w:p/>
@@ -683,7 +770,7 @@
         <w:t xml:space="preserve">Адрес склада грузополучателя: </w:t>
       </w:r>
       <w:r>
-        <w:t xml:space="preserve">а/я 62, г. Нижний Новгород, 603000</w:t>
+        <w:t xml:space="preserve">а/я 31, г. Ростов-на-Дону, 344002</w:t>
       </w:r>
       <w:r>
         <w:t xml:space="preserve">.</w:t>
@@ -694,7 +781,7 @@
         <w:t xml:space="preserve">Кладовщик: </w:t>
       </w:r>
       <w:r>
-        <w:t xml:space="preserve">Виноградов Андрей Петрович</w:t>
+        <w:t xml:space="preserve">Морозова Светлана Николаевна</w:t>
       </w:r>
     </w:p>
     <w:p>
@@ -702,13 +789,13 @@
         <w:t xml:space="preserve">Тел. склада: </w:t>
       </w:r>
       <w:r>
-        <w:t xml:space="preserve">+7 (499) 541-46-73</w:t>
+        <w:t xml:space="preserve">+7 (846) 549-66-49</w:t>
       </w:r>
     </w:p>
     <w:p>
       <w:r>
         <w:pict>
-          <v:shape id="tb4413" type="#_x0000_t202" style="position:absolute;margin-left:0;margin-top:0;width:400pt;height:40pt">
+          <v:shape id="tb1053" type="#_x0000_t202" style="position:absolute;margin-left:0;margin-top:0;width:400pt;height:40pt">
             <v:textbox>
               <w:txbxContent>
                 <w:p>
@@ -716,13 +803,13 @@
                     <w:t xml:space="preserve">ВНИМАНИЕ! Бухгалтерия: </w:t>
                   </w:r>
                   <w:r>
-                    <w:t xml:space="preserve">Крылова Светлана Дмитриевна</w:t>
+                    <w:t xml:space="preserve">Смирнова Анна Николаевна</w:t>
                   </w:r>
                   <w:r>
                     <w:t xml:space="preserve">, </w:t>
                   </w:r>
                   <w:r>
-                    <w:t xml:space="preserve">+7 (812) 214-14-57 доб. 525</w:t>
+                    <w:t xml:space="preserve">+7 (843) 638-82-87 доб. 522</w:t>
                   </w:r>
                 </w:p>
               </w:txbxContent>

--- a/tests/corpus_v2/docs/cession_0008.docx
+++ b/tests/corpus_v2/docs/cession_0008.docx
@@ -795,7 +795,7 @@
     <w:p>
       <w:r>
         <w:pict>
-          <v:shape id="tb1053" type="#_x0000_t202" style="position:absolute;margin-left:0;margin-top:0;width:400pt;height:40pt">
+          <v:shape id="tb4552" type="#_x0000_t202" style="position:absolute;margin-left:0;margin-top:0;width:400pt;height:40pt">
             <v:textbox>
               <w:txbxContent>
                 <w:p>

--- a/tests/corpus_v2/docs/cession_0008.docx
+++ b/tests/corpus_v2/docs/cession_0008.docx
@@ -480,7 +480,13 @@
         <w:t xml:space="preserve">9.1. Контрольная запись: </w:t>
       </w:r>
       <w:r>
-        <w:t xml:space="preserve">75Ф-13982/14-589Д</w:t>
+        <w:rPr>
+          <w:b/>
+        </w:rPr>
+        <w:t xml:space="preserve">75Ф-13</w:t>
+      </w:r>
+      <w:r>
+        <w:t xml:space="preserve">982/14-589Д</w:t>
       </w:r>
       <w:r>
         <w:t xml:space="preserve">.</w:t>

--- a/tests/corpus_v2/docs/cession_0008.docx
+++ b/tests/corpus_v2/docs/cession_0008.docx
@@ -27,7 +27,7 @@
         <w:rPr>
           <w:b/>
         </w:rPr>
-        <w:t xml:space="preserve">5/12</w:t>
+        <w:t xml:space="preserve">48818/087-сс</w:t>
       </w:r>
     </w:p>
     <w:p/>
@@ -117,7 +117,7 @@
         <w:t xml:space="preserve">, с другой стороны, совместно именуемые «Стороны», заключили настоящий Договор № </w:t>
       </w:r>
       <w:r>
-        <w:t xml:space="preserve">80/12</w:t>
+        <w:t xml:space="preserve">71Ф-97745/12-967Д</w:t>
       </w:r>
       <w:r>
         <w:t xml:space="preserve"> (далее — Договор) о нижеследующем:</w:t>
@@ -156,7 +156,7 @@
         <w:t xml:space="preserve">Уступка права требования является возмездной. Цена уступаемого права: </w:t>
       </w:r>
       <w:r>
-        <w:t xml:space="preserve">976 002 (Девятьсот семьдесят шесть тысяч два) рубля 0 коп.</w:t>
+        <w:t xml:space="preserve">855 002 (Восемьсот пятьдесят пять тысяч два) рубля 0 коп.</w:t>
       </w:r>
       <w:r>
         <w:t xml:space="preserve">, НДС не облагается</w:t>
@@ -483,10 +483,10 @@
         <w:rPr>
           <w:b/>
         </w:rPr>
-        <w:t xml:space="preserve">75Ф-13</w:t>
-      </w:r>
-      <w:r>
-        <w:t xml:space="preserve">982/14-589Д</w:t>
+        <w:t xml:space="preserve">75/20</w:t>
+      </w:r>
+      <w:r>
+        <w:t xml:space="preserve">23-А</w:t>
       </w:r>
       <w:r>
         <w:t xml:space="preserve">.</w:t>
@@ -500,10 +500,10 @@
         <w:rPr>
           <w:b/>
         </w:rPr>
-        <w:t xml:space="preserve">не менее 66 4</w:t>
-      </w:r>
-      <w:r>
-        <w:t xml:space="preserve">00 000,8 (Шестидесяти шести миллионов четырёхсот тысяч) ₽</w:t>
+        <w:t xml:space="preserve">не менее 59 8</w:t>
+      </w:r>
+      <w:r>
+        <w:t xml:space="preserve">00 000,8 (Пятидесяти девяти миллионов восьмисот тысяч) ₽</w:t>
       </w:r>
       <w:r>
         <w:t xml:space="preserve">.</w:t>

--- a/tests/corpus_v2/docs/cession_0008.docx
+++ b/tests/corpus_v2/docs/cession_0008.docx
@@ -27,19 +27,19 @@
         <w:rPr>
           <w:b/>
         </w:rPr>
-        <w:t xml:space="preserve">48818/087-сс</w:t>
-      </w:r>
-    </w:p>
-    <w:p/>
-    <w:p>
-      <w:r>
-        <w:t xml:space="preserve">г. Химки</w:t>
+        <w:t xml:space="preserve">72624/652-сс</w:t>
+      </w:r>
+    </w:p>
+    <w:p/>
+    <w:p>
+      <w:r>
+        <w:t xml:space="preserve">г. Нижний Новгород</w:t>
       </w:r>
       <w:r>
         <w:t xml:space="preserve">     </w:t>
       </w:r>
       <w:r>
-        <w:t xml:space="preserve">25.08.2025</w:t>
+        <w:t xml:space="preserve">10.02.2024</w:t>
       </w:r>
     </w:p>
     <w:p/>
@@ -54,7 +54,7 @@
         <w:t xml:space="preserve">паспорт </w:t>
       </w:r>
       <w:r>
-        <w:t xml:space="preserve">36 09 098181</w:t>
+        <w:t xml:space="preserve">57 04 242427</w:t>
       </w:r>
       <w:r>
         <w:t xml:space="preserve">, выдан </w:t>
@@ -90,7 +90,7 @@
         <w:t xml:space="preserve">паспорт </w:t>
       </w:r>
       <w:r>
-        <w:t xml:space="preserve">19 04 949312</w:t>
+        <w:t xml:space="preserve">06 05 743463</w:t>
       </w:r>
       <w:r>
         <w:t xml:space="preserve">, выдан </w:t>
@@ -102,13 +102,13 @@
         <w:t xml:space="preserve"> </w:t>
       </w:r>
       <w:r>
-        <w:t xml:space="preserve">10.04.2013</w:t>
+        <w:t xml:space="preserve">28.05.2011</w:t>
       </w:r>
       <w:r>
         <w:t xml:space="preserve">, код подразделения </w:t>
       </w:r>
       <w:r>
-        <w:t xml:space="preserve">681-287</w:t>
+        <w:t xml:space="preserve">928-681</w:t>
       </w:r>
       <w:r>
         <w:t xml:space="preserve">, именуемая в дальнейшем «Цессионарий»</w:t>
@@ -117,7 +117,7 @@
         <w:t xml:space="preserve">, с другой стороны, совместно именуемые «Стороны», заключили настоящий Договор № </w:t>
       </w:r>
       <w:r>
-        <w:t xml:space="preserve">71Ф-97745/12-967Д</w:t>
+        <w:t xml:space="preserve">99Ф-61003/12-967Д</w:t>
       </w:r>
       <w:r>
         <w:t xml:space="preserve"> (далее — Договор) о нижеследующем:</w:t>
@@ -297,10 +297,16 @@
         <w:t xml:space="preserve">МКАС при ТПП РФ</w:t>
       </w:r>
       <w:r>
+        <w:t xml:space="preserve">. Товар отгружается с сопроводительным документом паспорт качества № </w:t>
+      </w:r>
+      <w:r>
+        <w:t xml:space="preserve">58 24 208478</w:t>
+      </w:r>
+      <w:r>
         <w:t xml:space="preserve">. Цена — </w:t>
       </w:r>
       <w:r>
-        <w:t xml:space="preserve">46 600 002,25 рубля</w:t>
+        <w:t xml:space="preserve">602 002,20 рубля</w:t>
       </w:r>
       <w:r>
         <w:t xml:space="preserve">, </w:t>
@@ -326,7 +332,7 @@
         <w:t xml:space="preserve">3.1. Место исполнения обязательств: </w:t>
       </w:r>
       <w:r>
-        <w:t xml:space="preserve">а/я 93, г. Сергиев Посад, 141300</w:t>
+        <w:t xml:space="preserve">а/я 34, г. Воронеж, 394000</w:t>
       </w:r>
       <w:r>
         <w:t xml:space="preserve">.</w:t>
@@ -343,7 +349,7 @@
         <w:t xml:space="preserve"> по телефону </w:t>
       </w:r>
       <w:r>
-        <w:t xml:space="preserve">+7 (383) 344-53-43</w:t>
+        <w:t xml:space="preserve">+7 (812) 650-38-73</w:t>
       </w:r>
       <w:r>
         <w:t xml:space="preserve">.</w:t>
@@ -354,7 +360,7 @@
         <w:t xml:space="preserve">3.3. Срок исполнения обязательств — </w:t>
       </w:r>
       <w:r>
-        <w:t xml:space="preserve">в течение 36 (Тридцати шести) месяцев с даты подписания Сторонами акта сдачи-приемки оказанных услуг</w:t>
+        <w:t xml:space="preserve">в течение 12 (Двенадцати) месяцев с даты подписания Сторонами акта сдачи-приемки оказанных услуг</w:t>
       </w:r>
       <w:r>
         <w:t xml:space="preserve">.</w:t>
@@ -419,7 +425,7 @@
         <w:t xml:space="preserve">Сторона, для которой создалась невозможность исполнения, обязана уведомить другую Сторону. Срок уведомления — </w:t>
       </w:r>
       <w:r>
-        <w:t xml:space="preserve">в течение десяти банковских дней с момента выставления счета</w:t>
+        <w:t xml:space="preserve">в течение пяти банковских дней с момента выставления счета</w:t>
       </w:r>
       <w:r>
         <w:t xml:space="preserve">.</w:t>
@@ -433,7 +439,7 @@
         <w:t xml:space="preserve">Все споры и разногласия решаются путём переговоров. Претензионный порядок обязателен, срок ответа на претензию — </w:t>
       </w:r>
       <w:r>
-        <w:t xml:space="preserve">не позднее 16.08.2026</w:t>
+        <w:t xml:space="preserve">не позднее 05.10.2026</w:t>
       </w:r>
       <w:r>
         <w:t xml:space="preserve">.</w:t>
@@ -483,10 +489,10 @@
         <w:rPr>
           <w:b/>
         </w:rPr>
-        <w:t xml:space="preserve">75/20</w:t>
-      </w:r>
-      <w:r>
-        <w:t xml:space="preserve">23-А</w:t>
+        <w:t xml:space="preserve">62/20</w:t>
+      </w:r>
+      <w:r>
+        <w:t xml:space="preserve">23-К</w:t>
       </w:r>
       <w:r>
         <w:t xml:space="preserve">.</w:t>
@@ -500,10 +506,10 @@
         <w:rPr>
           <w:b/>
         </w:rPr>
-        <w:t xml:space="preserve">не менее 59 8</w:t>
-      </w:r>
-      <w:r>
-        <w:t xml:space="preserve">00 000,8 (Пятидесяти девяти миллионов восьмисот тысяч) ₽</w:t>
+        <w:t xml:space="preserve">не менее 78 4</w:t>
+      </w:r>
+      <w:r>
+        <w:t xml:space="preserve">00 000,5 (Семидесяти восьми миллионов четырёхсот тысяч) ₽</w:t>
       </w:r>
       <w:r>
         <w:t xml:space="preserve">.</w:t>
@@ -531,7 +537,7 @@
         <w:t xml:space="preserve">9.4. Контрольная запись: </w:t>
       </w:r>
       <w:r>
-        <w:t xml:space="preserve">в течение 60 рабочих дней с момента поступлен ия денежных средс‍тв на расчетный счет</w:t>
+        <w:t xml:space="preserve">в течение 10 раб⁠очих дней с момента поступления денеж​ных средств на расчетный счет</w:t>
       </w:r>
       <w:r>
         <w:t xml:space="preserve">.</w:t>
@@ -599,7 +605,7 @@
               <w:t xml:space="preserve">Адрес регистрации: </w:t>
             </w:r>
             <w:r>
-              <w:t xml:space="preserve">а/я 16, г. Красногорск, 143400</w:t>
+              <w:t xml:space="preserve">а/я 37, г. Казань, 420111</w:t>
             </w:r>
           </w:p>
           <w:p>
@@ -607,7 +613,7 @@
               <w:t xml:space="preserve">Паспорт </w:t>
             </w:r>
             <w:r>
-              <w:t xml:space="preserve">36 09 098181</w:t>
+              <w:t xml:space="preserve">57 04 242427</w:t>
             </w:r>
             <w:r>
               <w:t xml:space="preserve">, выдан ГУ МВД России по г. Москве 07.03.2008</w:t>
@@ -624,13 +630,13 @@
               <w:t xml:space="preserve">СНИЛС </w:t>
             </w:r>
             <w:r>
-              <w:t xml:space="preserve">005-590-852 45</w:t>
+              <w:t xml:space="preserve">590-852-441 17</w:t>
             </w:r>
             <w:r>
               <w:t xml:space="preserve"> ИНН </w:t>
             </w:r>
             <w:r>
-              <w:t xml:space="preserve">713589443954</w:t>
+              <w:t xml:space="preserve">589443900509</w:t>
             </w:r>
           </w:p>
           <w:p>
@@ -638,7 +644,7 @@
               <w:t xml:space="preserve">Тел.: </w:t>
             </w:r>
             <w:r>
-              <w:t xml:space="preserve">+7 (846) 442-46-38</w:t>
+              <w:t xml:space="preserve">+7 (846) 923-26-89</w:t>
             </w:r>
           </w:p>
           <w:p>
@@ -646,7 +652,7 @@
               <w:t xml:space="preserve">E-mail: </w:t>
             </w:r>
             <w:r>
-              <w:t xml:space="preserve">sinica@list.ru</w:t>
+              <w:t xml:space="preserve">sinica@mail.ru</w:t>
             </w:r>
           </w:p>
           <w:p/>
@@ -673,7 +679,7 @@
           </w:p>
           <w:p>
             <w:r>
-              <w:t xml:space="preserve">Тверь, Строителей 62</w:t>
+              <w:t xml:space="preserve">Сергиев Посад, Баумана 56</w:t>
             </w:r>
           </w:p>
           <w:p>
@@ -686,7 +692,7 @@
               <w:t xml:space="preserve">Дата рождения: </w:t>
             </w:r>
             <w:r>
-              <w:t xml:space="preserve">16.11.1990</w:t>
+              <w:t xml:space="preserve">20.10.1964</w:t>
             </w:r>
           </w:p>
           <w:p>
@@ -694,7 +700,7 @@
               <w:t xml:space="preserve">Адрес регистрации: </w:t>
             </w:r>
             <w:r>
-              <w:t xml:space="preserve">а/я 80, г. Санкт-Петербург, 190000</w:t>
+              <w:t xml:space="preserve">а/я 55, г. Ростов-на-Дону, 344002</w:t>
             </w:r>
           </w:p>
           <w:p>
@@ -702,16 +708,16 @@
               <w:t xml:space="preserve">Паспорт </w:t>
             </w:r>
             <w:r>
-              <w:t xml:space="preserve">19 04 949312</w:t>
-            </w:r>
-            <w:r>
-              <w:t xml:space="preserve">, выдан ОУФМС России по Тверской области в Заволжском р-не 10.04.2013</w:t>
+              <w:t xml:space="preserve">06 05 743463</w:t>
+            </w:r>
+            <w:r>
+              <w:t xml:space="preserve">, выдан ОУФМС России по Тверской области в Заволжском р-не 28.05.2011</w:t>
             </w:r>
             <w:r>
               <w:t xml:space="preserve">, код подразделения </w:t>
             </w:r>
             <w:r>
-              <w:t xml:space="preserve">681-287</w:t>
+              <w:t xml:space="preserve">928-681</w:t>
             </w:r>
           </w:p>
           <w:p>
@@ -719,13 +725,13 @@
               <w:t xml:space="preserve">СНИЛС </w:t>
             </w:r>
             <w:r>
-              <w:t xml:space="preserve">126-227-588 55</w:t>
+              <w:t xml:space="preserve">622-758-821 10</w:t>
             </w:r>
             <w:r>
               <w:t xml:space="preserve"> ИНН </w:t>
             </w:r>
             <w:r>
-              <w:t xml:space="preserve">027097229238</w:t>
+              <w:t xml:space="preserve">709722921278</w:t>
             </w:r>
           </w:p>
           <w:p>
@@ -733,7 +739,7 @@
               <w:t xml:space="preserve">Тел.: </w:t>
             </w:r>
             <w:r>
-              <w:t xml:space="preserve">+7 (495) 270-67-65</w:t>
+              <w:t xml:space="preserve">+7 (383) 589-32-70</w:t>
             </w:r>
           </w:p>
           <w:p>
@@ -741,7 +747,7 @@
               <w:t xml:space="preserve">E-mail: </w:t>
             </w:r>
             <w:r>
-              <w:t xml:space="preserve">ivanova@bk.ru</w:t>
+              <w:t xml:space="preserve">ivanova@inbox.ru</w:t>
             </w:r>
           </w:p>
           <w:p/>
@@ -776,7 +782,7 @@
         <w:t xml:space="preserve">Адрес склада грузополучателя: </w:t>
       </w:r>
       <w:r>
-        <w:t xml:space="preserve">а/я 31, г. Ростов-на-Дону, 344002</w:t>
+        <w:t xml:space="preserve">а/я 57, г. Ростов-на-Дону, 344002</w:t>
       </w:r>
       <w:r>
         <w:t xml:space="preserve">.</w:t>
@@ -787,7 +793,7 @@
         <w:t xml:space="preserve">Кладовщик: </w:t>
       </w:r>
       <w:r>
-        <w:t xml:space="preserve">Морозова Светлана Николаевна</w:t>
+        <w:t xml:space="preserve">Морозова Мария Ивановна</w:t>
       </w:r>
     </w:p>
     <w:p>
@@ -795,13 +801,13 @@
         <w:t xml:space="preserve">Тел. склада: </w:t>
       </w:r>
       <w:r>
-        <w:t xml:space="preserve">+7 (846) 549-66-49</w:t>
+        <w:t xml:space="preserve">+7 (812) 525-77-82</w:t>
       </w:r>
     </w:p>
     <w:p>
       <w:r>
         <w:pict>
-          <v:shape id="tb4552" type="#_x0000_t202" style="position:absolute;margin-left:0;margin-top:0;width:400pt;height:40pt">
+          <v:shape id="tb4020" type="#_x0000_t202" style="position:absolute;margin-left:0;margin-top:0;width:400pt;height:40pt">
             <v:textbox>
               <w:txbxContent>
                 <w:p>
@@ -809,13 +815,13 @@
                     <w:t xml:space="preserve">ВНИМАНИЕ! Бухгалтерия: </w:t>
                   </w:r>
                   <w:r>
-                    <w:t xml:space="preserve">Смирнова Анна Николаевна</w:t>
+                    <w:t xml:space="preserve">Новикова Людмила Андреевна</w:t>
                   </w:r>
                   <w:r>
                     <w:t xml:space="preserve">, </w:t>
                   </w:r>
                   <w:r>
-                    <w:t xml:space="preserve">+7 (843) 638-82-87 доб. 522</w:t>
+                    <w:t xml:space="preserve">+7 (383) 927-91-89 доб. 816</w:t>
                   </w:r>
                 </w:p>
               </w:txbxContent>

--- a/tests/corpus_v2/docs/cession_0008.docx
+++ b/tests/corpus_v2/docs/cession_0008.docx
@@ -303,10 +303,46 @@
         <w:t xml:space="preserve">58 24 208478</w:t>
       </w:r>
       <w:r>
+        <w:t xml:space="preserve">. К партии приложен паспорт изделия № </w:t>
+      </w:r>
+      <w:r>
+        <w:t xml:space="preserve">75 06 971374</w:t>
+      </w:r>
+      <w:r>
+        <w:t xml:space="preserve">. Оборудование поставляется с паспортом транспортного средства № </w:t>
+      </w:r>
+      <w:r>
+        <w:t xml:space="preserve">21 13 759346</w:t>
+      </w:r>
+      <w:r>
+        <w:t xml:space="preserve">. Приёмка производится согласно техническому паспорту </w:t>
+      </w:r>
+      <w:r>
+        <w:t xml:space="preserve">80 08 354233</w:t>
+      </w:r>
+      <w:r>
+        <w:t xml:space="preserve">. СНИЛС не указан, номер заказа </w:t>
+      </w:r>
+      <w:r>
+        <w:t xml:space="preserve">272-281-551 28</w:t>
+      </w:r>
+      <w:r>
+        <w:t xml:space="preserve">. Дата рождения не проставлена, документ выдан </w:t>
+      </w:r>
+      <w:r>
+        <w:t xml:space="preserve">16.08.2020</w:t>
+      </w:r>
+      <w:r>
+        <w:t xml:space="preserve">. Код подразделения, см. артикул </w:t>
+      </w:r>
+      <w:r>
+        <w:t xml:space="preserve">596-810</w:t>
+      </w:r>
+      <w:r>
         <w:t xml:space="preserve">. Цена — </w:t>
       </w:r>
       <w:r>
-        <w:t xml:space="preserve">602 002,20 рубля</w:t>
+        <w:t xml:space="preserve">119 002,73 рубля</w:t>
       </w:r>
       <w:r>
         <w:t xml:space="preserve">, </w:t>
@@ -332,7 +368,7 @@
         <w:t xml:space="preserve">3.1. Место исполнения обязательств: </w:t>
       </w:r>
       <w:r>
-        <w:t xml:space="preserve">а/я 34, г. Воронеж, 394000</w:t>
+        <w:t xml:space="preserve">а/я 97, г. Ростов-на-Дону, 344002</w:t>
       </w:r>
       <w:r>
         <w:t xml:space="preserve">.</w:t>
@@ -349,7 +385,7 @@
         <w:t xml:space="preserve"> по телефону </w:t>
       </w:r>
       <w:r>
-        <w:t xml:space="preserve">+7 (812) 650-38-73</w:t>
+        <w:t xml:space="preserve">+7 (846) 480-82-38</w:t>
       </w:r>
       <w:r>
         <w:t xml:space="preserve">.</w:t>
@@ -360,7 +396,7 @@
         <w:t xml:space="preserve">3.3. Срок исполнения обязательств — </w:t>
       </w:r>
       <w:r>
-        <w:t xml:space="preserve">в течение 12 (Двенадцати) месяцев с даты подписания Сторонами акта сдачи-приемки оказанных услуг</w:t>
+        <w:t xml:space="preserve">в течение 3 (Трёх) месяцев с даты подписания Сторонами акта сдачи-приемки оказанных услуг</w:t>
       </w:r>
       <w:r>
         <w:t xml:space="preserve">.</w:t>
@@ -425,7 +461,7 @@
         <w:t xml:space="preserve">Сторона, для которой создалась невозможность исполнения, обязана уведомить другую Сторону. Срок уведомления — </w:t>
       </w:r>
       <w:r>
-        <w:t xml:space="preserve">в течение пяти банковских дней с момента выставления счета</w:t>
+        <w:t xml:space="preserve">в течение двадцати банковских дней с момента выставления счета</w:t>
       </w:r>
       <w:r>
         <w:t xml:space="preserve">.</w:t>
@@ -439,7 +475,7 @@
         <w:t xml:space="preserve">Все споры и разногласия решаются путём переговоров. Претензионный порядок обязателен, срок ответа на претензию — </w:t>
       </w:r>
       <w:r>
-        <w:t xml:space="preserve">не позднее 05.10.2026</w:t>
+        <w:t xml:space="preserve">не позднее 10.04.2026</w:t>
       </w:r>
       <w:r>
         <w:t xml:space="preserve">.</w:t>
@@ -489,10 +525,10 @@
         <w:rPr>
           <w:b/>
         </w:rPr>
-        <w:t xml:space="preserve">62/20</w:t>
-      </w:r>
-      <w:r>
-        <w:t xml:space="preserve">23-К</w:t>
+        <w:t xml:space="preserve">55/20</w:t>
+      </w:r>
+      <w:r>
+        <w:t xml:space="preserve">23-С</w:t>
       </w:r>
       <w:r>
         <w:t xml:space="preserve">.</w:t>
@@ -506,10 +542,10 @@
         <w:rPr>
           <w:b/>
         </w:rPr>
-        <w:t xml:space="preserve">не менее 78 4</w:t>
-      </w:r>
-      <w:r>
-        <w:t xml:space="preserve">00 000,5 (Семидесяти восьми миллионов четырёхсот тысяч) ₽</w:t>
+        <w:t xml:space="preserve">не менее 7</w:t>
+      </w:r>
+      <w:r>
+        <w:t xml:space="preserve">18 000,9 (Семисот восемнадцати тысяч) ₽</w:t>
       </w:r>
       <w:r>
         <w:t xml:space="preserve">.</w:t>
@@ -523,10 +559,10 @@
         <w:rPr>
           <w:b/>
         </w:rPr>
-        <w:t xml:space="preserve">2</w:t>
-      </w:r>
-      <w:r>
-        <w:t xml:space="preserve">0 (двадцать) процентов за каждый день просрочки</w:t>
+        <w:t xml:space="preserve">1/3</w:t>
+      </w:r>
+      <w:r>
+        <w:t xml:space="preserve">00 ключевой ставки ЦБ РФ от цены Договора</w:t>
       </w:r>
       <w:r>
         <w:t xml:space="preserve">.</w:t>
@@ -537,7 +573,7 @@
         <w:t xml:space="preserve">9.4. Контрольная запись: </w:t>
       </w:r>
       <w:r>
-        <w:t xml:space="preserve">в течение 10 раб⁠очих дней с момента поступления денеж​ных средств на расчетный счет</w:t>
+        <w:t xml:space="preserve">в течение 45 (Сорока пяти) б анковс‍ких дней</w:t>
       </w:r>
       <w:r>
         <w:t xml:space="preserve">.</w:t>
@@ -605,7 +641,7 @@
               <w:t xml:space="preserve">Адрес регистрации: </w:t>
             </w:r>
             <w:r>
-              <w:t xml:space="preserve">а/я 37, г. Казань, 420111</w:t>
+              <w:t xml:space="preserve">а/я 31, г. Тверь, 170100</w:t>
             </w:r>
           </w:p>
           <w:p>
@@ -644,7 +680,7 @@
               <w:t xml:space="preserve">Тел.: </w:t>
             </w:r>
             <w:r>
-              <w:t xml:space="preserve">+7 (846) 923-26-89</w:t>
+              <w:t xml:space="preserve">+7 (843) 391-73-57</w:t>
             </w:r>
           </w:p>
           <w:p>
@@ -652,7 +688,7 @@
               <w:t xml:space="preserve">E-mail: </w:t>
             </w:r>
             <w:r>
-              <w:t xml:space="preserve">sinica@mail.ru</w:t>
+              <w:t xml:space="preserve">sinica@sibtrans.ru</w:t>
             </w:r>
           </w:p>
           <w:p/>
@@ -679,7 +715,7 @@
           </w:p>
           <w:p>
             <w:r>
-              <w:t xml:space="preserve">Сергиев Посад, Баумана 56</w:t>
+              <w:t xml:space="preserve">Красногорск, Победы 50</w:t>
             </w:r>
           </w:p>
           <w:p>
@@ -700,7 +736,7 @@
               <w:t xml:space="preserve">Адрес регистрации: </w:t>
             </w:r>
             <w:r>
-              <w:t xml:space="preserve">а/я 55, г. Ростов-на-Дону, 344002</w:t>
+              <w:t xml:space="preserve">а/я 48, г. Химки, 141400</w:t>
             </w:r>
           </w:p>
           <w:p>
@@ -739,7 +775,7 @@
               <w:t xml:space="preserve">Тел.: </w:t>
             </w:r>
             <w:r>
-              <w:t xml:space="preserve">+7 (383) 589-32-70</w:t>
+              <w:t xml:space="preserve">+7 (843) 638-82-87</w:t>
             </w:r>
           </w:p>
           <w:p>
@@ -782,7 +818,7 @@
         <w:t xml:space="preserve">Адрес склада грузополучателя: </w:t>
       </w:r>
       <w:r>
-        <w:t xml:space="preserve">а/я 57, г. Ростов-на-Дону, 344002</w:t>
+        <w:t xml:space="preserve">а/я 19, г. Химки, 141400</w:t>
       </w:r>
       <w:r>
         <w:t xml:space="preserve">.</w:t>
@@ -793,7 +829,7 @@
         <w:t xml:space="preserve">Кладовщик: </w:t>
       </w:r>
       <w:r>
-        <w:t xml:space="preserve">Морозова Мария Ивановна</w:t>
+        <w:t xml:space="preserve">Фёдоров Михаил Андреевич</w:t>
       </w:r>
     </w:p>
     <w:p>
@@ -801,13 +837,13 @@
         <w:t xml:space="preserve">Тел. склада: </w:t>
       </w:r>
       <w:r>
-        <w:t xml:space="preserve">+7 (812) 525-77-82</w:t>
+        <w:t xml:space="preserve">+7 (812) 372-17-48</w:t>
       </w:r>
     </w:p>
     <w:p>
       <w:r>
         <w:pict>
-          <v:shape id="tb4020" type="#_x0000_t202" style="position:absolute;margin-left:0;margin-top:0;width:400pt;height:40pt">
+          <v:shape id="tb1429" type="#_x0000_t202" style="position:absolute;margin-left:0;margin-top:0;width:400pt;height:40pt">
             <v:textbox>
               <w:txbxContent>
                 <w:p>
@@ -815,13 +851,13 @@
                     <w:t xml:space="preserve">ВНИМАНИЕ! Бухгалтерия: </w:t>
                   </w:r>
                   <w:r>
-                    <w:t xml:space="preserve">Новикова Людмила Андреевна</w:t>
+                    <w:t xml:space="preserve">Новикова Елена Юрьевна</w:t>
                   </w:r>
                   <w:r>
                     <w:t xml:space="preserve">, </w:t>
                   </w:r>
                   <w:r>
-                    <w:t xml:space="preserve">+7 (383) 927-91-89 доб. 816</w:t>
+                    <w:t xml:space="preserve">+7 (846) 218-21-18 доб. 337</w:t>
                   </w:r>
                 </w:p>
               </w:txbxContent>

--- a/tests/corpus_v2/docs/cession_0008.docx
+++ b/tests/corpus_v2/docs/cession_0008.docx
@@ -354,241 +354,120 @@
         <w:t xml:space="preserve">.</w:t>
       </w:r>
     </w:p>
-    <w:p/>
-    <w:p>
-      <w:r>
-        <w:rPr>
-          <w:b/>
-        </w:rPr>
-        <w:t xml:space="preserve">3. МЕСТО И СРОКИ ИСПОЛНЕНИЯ</w:t>
-      </w:r>
-    </w:p>
-    <w:p>
-      <w:r>
-        <w:t xml:space="preserve">3.1. Место исполнения обязательств: </w:t>
-      </w:r>
-      <w:r>
-        <w:t xml:space="preserve">а/я 97, г. Ростов-на-Дону, 344002</w:t>
-      </w:r>
-      <w:r>
-        <w:t xml:space="preserve">.</w:t>
-      </w:r>
-    </w:p>
-    <w:p>
-      <w:r>
-        <w:t xml:space="preserve">3.2. Уведомления направляются </w:t>
-      </w:r>
-      <w:r>
-        <w:t xml:space="preserve">Ивановой Марии Алексеевне</w:t>
-      </w:r>
-      <w:r>
-        <w:t xml:space="preserve"> по телефону </w:t>
-      </w:r>
-      <w:r>
-        <w:t xml:space="preserve">+7 (846) 480-82-38</w:t>
-      </w:r>
-      <w:r>
-        <w:t xml:space="preserve">.</w:t>
-      </w:r>
-    </w:p>
-    <w:p>
-      <w:r>
-        <w:t xml:space="preserve">3.3. Срок исполнения обязательств — </w:t>
-      </w:r>
-      <w:r>
-        <w:t xml:space="preserve">в течение 3 (Трёх) месяцев с даты подписания Сторонами акта сдачи-приемки оказанных услуг</w:t>
-      </w:r>
-      <w:r>
-        <w:t xml:space="preserve">.</w:t>
-      </w:r>
-    </w:p>
-    <w:p/>
-    <w:p>
-      <w:r>
-        <w:rPr>
-          <w:b/>
-        </w:rPr>
-        <w:t xml:space="preserve">4. ПРОЧИЕ УСЛОВИЯ</w:t>
-      </w:r>
-    </w:p>
-    <w:p>
-      <w:r>
-        <w:t xml:space="preserve">4.1. </w:t>
-      </w:r>
-      <w:r>
-        <w:t xml:space="preserve">Стороны несут ответственность за неисполнение или ненадлежащее исполнение обязательств в соответствии с законодательством Российской Федерации.</w:t>
-      </w:r>
-    </w:p>
-    <w:p>
-      <w:r>
-        <w:t xml:space="preserve">4.2. </w:t>
-      </w:r>
-      <w:r>
-        <w:t xml:space="preserve">Размер неустойки за нарушение сроков оплаты: </w:t>
-      </w:r>
-      <w:r>
-        <w:t xml:space="preserve">0,1 % от общей суммы счета</w:t>
-      </w:r>
-      <w:r>
-        <w:t xml:space="preserve">, но не более </w:t>
-      </w:r>
-      <w:r>
-        <w:t xml:space="preserve">0,2 (две десятых процента) процента от цены Договора</w:t>
-      </w:r>
-      <w:r>
-        <w:t xml:space="preserve">. Предельный размер ответственности: </w:t>
-      </w:r>
-      <w:r>
-        <w:t xml:space="preserve">1/130 ключевой ставки ЦБ РФ годовых</w:t>
-      </w:r>
-      <w:r>
-        <w:t xml:space="preserve">.</w:t>
-      </w:r>
-    </w:p>
-    <w:p>
-      <w:r>
-        <w:t xml:space="preserve">4.3. </w:t>
-      </w:r>
-      <w:r>
-        <w:t xml:space="preserve">Стороны освобождаются от ответственности при наступлении обстоятельств непреодолимой силы, если они прямо повлияли на исполнение обязательств.</w:t>
-      </w:r>
-    </w:p>
-    <w:p>
-      <w:r>
-        <w:t xml:space="preserve">4.4. </w:t>
-      </w:r>
-      <w:r>
-        <w:t xml:space="preserve">Сторона, для которой создалась невозможность исполнения, обязана уведомить другую Сторону. Срок уведомления — </w:t>
-      </w:r>
-      <w:r>
-        <w:t xml:space="preserve">в течение двадцати банковских дней с момента выставления счета</w:t>
-      </w:r>
-      <w:r>
-        <w:t xml:space="preserve">.</w:t>
-      </w:r>
-    </w:p>
-    <w:p>
-      <w:r>
-        <w:t xml:space="preserve">4.5. </w:t>
-      </w:r>
-      <w:r>
-        <w:t xml:space="preserve">Все споры и разногласия решаются путём переговоров. Претензионный порядок обязателен, срок ответа на претензию — </w:t>
-      </w:r>
-      <w:r>
-        <w:t xml:space="preserve">не позднее 10.04.2026</w:t>
-      </w:r>
-      <w:r>
-        <w:t xml:space="preserve">.</w:t>
-      </w:r>
-    </w:p>
-    <w:p/>
-    <w:p/>
-    <w:p>
-      <w:r>
-        <w:rPr>
-          <w:b/>
-        </w:rPr>
-        <w:t xml:space="preserve">10. ДОПОЛНИТЕЛЬНЫЕ СВЕДЕНИЯ О СТОРОНАХ</w:t>
-      </w:r>
-    </w:p>
-    <w:p>
-      <w:r>
-        <w:t xml:space="preserve">Уполномоченный представитель: </w:t>
-      </w:r>
-      <w:r>
-        <w:t xml:space="preserve">Синица‍ Юлия Павло­вна</w:t>
-      </w:r>
-    </w:p>
-    <w:p>
-      <w:r>
-        <w:t xml:space="preserve">Согласовано: </w:t>
-      </w:r>
-      <w:r>
-        <w:t xml:space="preserve">иВаНоВа Мария</w:t>
-      </w:r>
-    </w:p>
-    <w:p/>
-    <w:p/>
-    <w:p>
-      <w:r>
-        <w:rPr>
-          <w:b/>
-        </w:rPr>
-        <w:t xml:space="preserve">9. КОНТРОЛЬНЫЕ ВЕЛИЧИНЫ</w:t>
-      </w:r>
-    </w:p>
-    <w:p>
-      <w:r>
-        <w:t xml:space="preserve">9.1. Контрольная запись: </w:t>
-      </w:r>
-      <w:r>
-        <w:rPr>
-          <w:b/>
-        </w:rPr>
-        <w:t xml:space="preserve">55/20</w:t>
-      </w:r>
-      <w:r>
-        <w:t xml:space="preserve">23-С</w:t>
-      </w:r>
-      <w:r>
-        <w:t xml:space="preserve">.</w:t>
-      </w:r>
-    </w:p>
-    <w:p>
-      <w:r>
-        <w:t xml:space="preserve">9.2. Контрольная запись: </w:t>
-      </w:r>
-      <w:r>
-        <w:rPr>
-          <w:b/>
-        </w:rPr>
-        <w:t xml:space="preserve">не менее 7</w:t>
-      </w:r>
-      <w:r>
-        <w:t xml:space="preserve">18 000,9 (Семисот восемнадцати тысяч) ₽</w:t>
-      </w:r>
-      <w:r>
-        <w:t xml:space="preserve">.</w:t>
-      </w:r>
-    </w:p>
-    <w:p>
-      <w:r>
-        <w:t xml:space="preserve">9.3. Контрольная запись: </w:t>
-      </w:r>
-      <w:r>
-        <w:rPr>
-          <w:b/>
-        </w:rPr>
-        <w:t xml:space="preserve">1/3</w:t>
-      </w:r>
-      <w:r>
-        <w:t xml:space="preserve">00 ключевой ставки ЦБ РФ от цены Договора</w:t>
-      </w:r>
-      <w:r>
-        <w:t xml:space="preserve">.</w:t>
-      </w:r>
-    </w:p>
-    <w:p>
-      <w:r>
-        <w:t xml:space="preserve">9.4. Контрольная запись: </w:t>
-      </w:r>
-      <w:r>
-        <w:t xml:space="preserve">в течение 45 (Сорока пяти) б анковс‍ких дней</w:t>
-      </w:r>
-      <w:r>
-        <w:t xml:space="preserve">.</w:t>
-      </w:r>
-    </w:p>
-    <w:p/>
-    <w:p>
-      <w:r>
-        <w:rPr>
-          <w:b/>
-        </w:rPr>
-        <w:t xml:space="preserve">РЕКВИЗИТЫ И ПОДПИСИ СТОРОН</w:t>
-      </w:r>
-    </w:p>
-    <w:p/>
+    <w:p>
+      <w:r>
+        <w:t xml:space="preserve">2.6. </w:t>
+      </w:r>
+      <w:r>
+        <w:t xml:space="preserve">Товар маркирован штрихкодом </w:t>
+      </w:r>
+      <w:r>
+        <w:t xml:space="preserve">4608144675453</w:t>
+      </w:r>
+      <w:r>
+        <w:t xml:space="preserve">. Код контрагента по ОКПО — </w:t>
+      </w:r>
+      <w:r>
+        <w:t xml:space="preserve">2075441254</w:t>
+      </w:r>
+      <w:r>
+        <w:t xml:space="preserve">. Оборудование учтено под инвентарным номером </w:t>
+      </w:r>
+      <w:r>
+        <w:t xml:space="preserve">047792609</w:t>
+      </w:r>
+      <w:r>
+        <w:t xml:space="preserve">, складской позиции присвоен номер </w:t>
+      </w:r>
+      <w:r>
+        <w:t xml:space="preserve">811903989</w:t>
+      </w:r>
+      <w:r>
+        <w:t xml:space="preserve">.</w:t>
+      </w:r>
+    </w:p>
+    <w:p>
+      <w:r>
+        <w:t xml:space="preserve">2.7. </w:t>
+      </w:r>
+      <w:r>
+        <w:t xml:space="preserve">Оплата по счёту-фактуре на КБК </w:t>
+      </w:r>
+      <w:r>
+        <w:t xml:space="preserve">18210101011011000157</w:t>
+      </w:r>
+      <w:r>
+        <w:t xml:space="preserve">. ИНН не присвоен, регистрационный № </w:t>
+      </w:r>
+      <w:r>
+        <w:t xml:space="preserve">2445354743</w:t>
+      </w:r>
+      <w:r>
+        <w:t xml:space="preserve">. ИНН не присвоен, платёжный документ № </w:t>
+      </w:r>
+      <w:r>
+        <w:t xml:space="preserve">449807011825</w:t>
+      </w:r>
+      <w:r>
+        <w:t xml:space="preserve">. Заказчик действует в лице </w:t>
+      </w:r>
+      <w:r>
+        <w:t xml:space="preserve">уполномоченного представителя</w:t>
+      </w:r>
+      <w:r>
+        <w:t xml:space="preserve">, назначаемого приказом.</w:t>
+      </w:r>
+    </w:p>
+    <w:p>
+      <w:r>
+        <w:t xml:space="preserve">2.8. </w:t>
+      </w:r>
+      <w:r>
+        <w:t xml:space="preserve">Массовая доля влаги в товаре — </w:t>
+      </w:r>
+      <w:r>
+        <w:t xml:space="preserve">не более 9 %</w:t>
+      </w:r>
+      <w:r>
+        <w:t xml:space="preserve">. Товар подлежит хранению </w:t>
+      </w:r>
+      <w:r>
+        <w:t xml:space="preserve">в течение 48 часов</w:t>
+      </w:r>
+      <w:r>
+        <w:t xml:space="preserve"> при температуре не выше +4 °C. Срок исковой давности по требованиям, вытекающим из Договора, составляет </w:t>
+      </w:r>
+      <w:r>
+        <w:t xml:space="preserve">в течение трёх лет</w:t>
+      </w:r>
+      <w:r>
+        <w:t xml:space="preserve">, как установлено статьёй 196 Гражданского кодекса Российской Федерации. Обработка данных ведётся согласно Федеральному закону от 27.07.2006 № 152-ФЗ </w:t>
+      </w:r>
+      <w:r>
+        <w:t xml:space="preserve">«О персональных данных»</w:t>
+      </w:r>
+      <w:r>
+        <w:t xml:space="preserve">. Товар поставляется под маркой </w:t>
+      </w:r>
+      <w:r>
+        <w:t xml:space="preserve">«Стандарт»</w:t>
+      </w:r>
+      <w:r>
+        <w:t xml:space="preserve">. Влажность определяется </w:t>
+      </w:r>
+      <w:r>
+        <w:t xml:space="preserve">по методу Кьельдаля</w:t>
+      </w:r>
+      <w:r>
+        <w:t xml:space="preserve">. Споры передаются на рассмотрение в Арбитражный суд </w:t>
+      </w:r>
+      <w:r>
+        <w:t xml:space="preserve">города Москвы</w:t>
+      </w:r>
+      <w:r>
+        <w:t xml:space="preserve">.</w:t>
+      </w:r>
+    </w:p>
     <w:tbl>
       <w:tblPr>
         <w:tblW w:w="9360" w:type="dxa"/>
@@ -612,92 +491,7 @@
           </w:tcPr>
           <w:p>
             <w:r>
-              <w:rPr>
-                <w:b/>
-              </w:rPr>
-              <w:t xml:space="preserve">Цедент:</w:t>
-            </w:r>
-          </w:p>
-          <w:p>
-            <w:r>
-              <w:t xml:space="preserve">Синица Юлия Павловна</w:t>
-            </w:r>
-          </w:p>
-          <w:p>
-            <w:r>
-              <w:t xml:space="preserve">Синица Юлия Павловна</w:t>
-            </w:r>
-          </w:p>
-          <w:p>
-            <w:r>
-              <w:t xml:space="preserve">Дата рождения: </w:t>
-            </w:r>
-            <w:r>
-              <w:t xml:space="preserve">19.12.1962</w:t>
-            </w:r>
-          </w:p>
-          <w:p>
-            <w:r>
-              <w:t xml:space="preserve">Адрес регистрации: </w:t>
-            </w:r>
-            <w:r>
-              <w:t xml:space="preserve">а/я 31, г. Тверь, 170100</w:t>
-            </w:r>
-          </w:p>
-          <w:p>
-            <w:r>
-              <w:t xml:space="preserve">Паспорт </w:t>
-            </w:r>
-            <w:r>
-              <w:t xml:space="preserve">57 04 242427</w:t>
-            </w:r>
-            <w:r>
-              <w:t xml:space="preserve">, выдан ГУ МВД России по г. Москве 07.03.2008</w:t>
-            </w:r>
-            <w:r>
-              <w:t xml:space="preserve">, код подразделения </w:t>
-            </w:r>
-            <w:r>
-              <w:t xml:space="preserve">083-218</w:t>
-            </w:r>
-          </w:p>
-          <w:p>
-            <w:r>
-              <w:t xml:space="preserve">СНИЛС </w:t>
-            </w:r>
-            <w:r>
-              <w:t xml:space="preserve">590-852-441 17</w:t>
-            </w:r>
-            <w:r>
-              <w:t xml:space="preserve"> ИНН </w:t>
-            </w:r>
-            <w:r>
-              <w:t xml:space="preserve">589443900509</w:t>
-            </w:r>
-          </w:p>
-          <w:p>
-            <w:r>
-              <w:t xml:space="preserve">Тел.: </w:t>
-            </w:r>
-            <w:r>
-              <w:t xml:space="preserve">+7 (843) 391-73-57</w:t>
-            </w:r>
-          </w:p>
-          <w:p>
-            <w:r>
-              <w:t xml:space="preserve">E-mail: </w:t>
-            </w:r>
-            <w:r>
-              <w:t xml:space="preserve">sinica@sibtrans.ru</w:t>
-            </w:r>
-          </w:p>
-          <w:p/>
-          <w:p>
-            <w:r>
-              <w:t xml:space="preserve">______________ </w:t>
-            </w:r>
-            <w:r>
-              <w:t xml:space="preserve">Синица Ю. П.</w:t>
+              <w:t xml:space="preserve">8</w:t>
             </w:r>
           </w:p>
         </w:tc>
@@ -707,6 +501,365 @@
           </w:tcPr>
           <w:p>
             <w:r>
+              <w:t xml:space="preserve">5733007147</w:t>
+            </w:r>
+          </w:p>
+        </w:tc>
+      </w:tr>
+    </w:tbl>
+    <w:p/>
+    <w:p>
+      <w:r>
+        <w:rPr>
+          <w:b/>
+        </w:rPr>
+        <w:t xml:space="preserve">3. МЕСТО И СРОКИ ИСПОЛНЕНИЯ</w:t>
+      </w:r>
+    </w:p>
+    <w:p>
+      <w:r>
+        <w:t xml:space="preserve">3.1. Место исполнения обязательств: </w:t>
+      </w:r>
+      <w:r>
+        <w:t xml:space="preserve">а/я 89, г. Новосибирск, 630099</w:t>
+      </w:r>
+      <w:r>
+        <w:t xml:space="preserve">.</w:t>
+      </w:r>
+    </w:p>
+    <w:p>
+      <w:r>
+        <w:t xml:space="preserve">3.2. Уведомления направляются </w:t>
+      </w:r>
+      <w:r>
+        <w:t xml:space="preserve">Ивановой Марии Алексеевне</w:t>
+      </w:r>
+      <w:r>
+        <w:t xml:space="preserve"> по телефону </w:t>
+      </w:r>
+      <w:r>
+        <w:t xml:space="preserve">+7 (499) 737-21-31</w:t>
+      </w:r>
+      <w:r>
+        <w:t xml:space="preserve">.</w:t>
+      </w:r>
+    </w:p>
+    <w:p>
+      <w:r>
+        <w:t xml:space="preserve">3.3. Срок исполнения обязательств — </w:t>
+      </w:r>
+      <w:r>
+        <w:t xml:space="preserve">в течение 24 (Двадцати четырёх) месяцев с даты подписания Сторонами акта сдачи-приемки оказанных услуг</w:t>
+      </w:r>
+      <w:r>
+        <w:t xml:space="preserve">.</w:t>
+      </w:r>
+    </w:p>
+    <w:p/>
+    <w:p>
+      <w:r>
+        <w:rPr>
+          <w:b/>
+        </w:rPr>
+        <w:t xml:space="preserve">4. ПРОЧИЕ УСЛОВИЯ</w:t>
+      </w:r>
+    </w:p>
+    <w:p>
+      <w:r>
+        <w:t xml:space="preserve">4.1. </w:t>
+      </w:r>
+      <w:r>
+        <w:t xml:space="preserve">Стороны несут ответственность за неисполнение или ненадлежащее исполнение обязательств в соответствии с законодательством Российской Федерации.</w:t>
+      </w:r>
+    </w:p>
+    <w:p>
+      <w:r>
+        <w:t xml:space="preserve">4.2. </w:t>
+      </w:r>
+      <w:r>
+        <w:t xml:space="preserve">Размер неустойки за нарушение сроков оплаты: </w:t>
+      </w:r>
+      <w:r>
+        <w:t xml:space="preserve">0,1 % от общей суммы счета</w:t>
+      </w:r>
+      <w:r>
+        <w:t xml:space="preserve">, но не более </w:t>
+      </w:r>
+      <w:r>
+        <w:t xml:space="preserve">0,2 (две десятых процента) процента от цены Договора</w:t>
+      </w:r>
+      <w:r>
+        <w:t xml:space="preserve">. Предельный размер ответственности: </w:t>
+      </w:r>
+      <w:r>
+        <w:t xml:space="preserve">1/130 ключевой ставки ЦБ РФ годовых</w:t>
+      </w:r>
+      <w:r>
+        <w:t xml:space="preserve">.</w:t>
+      </w:r>
+    </w:p>
+    <w:p>
+      <w:r>
+        <w:t xml:space="preserve">4.3. </w:t>
+      </w:r>
+      <w:r>
+        <w:t xml:space="preserve">Стороны освобождаются от ответственности при наступлении обстоятельств непреодолимой силы, если они прямо повлияли на исполнение обязательств.</w:t>
+      </w:r>
+    </w:p>
+    <w:p>
+      <w:r>
+        <w:t xml:space="preserve">4.4. </w:t>
+      </w:r>
+      <w:r>
+        <w:t xml:space="preserve">Сторона, для которой создалась невозможность исполнения, обязана уведомить другую Сторону. Срок уведомления — </w:t>
+      </w:r>
+      <w:r>
+        <w:t xml:space="preserve">в течение шестидесяти банковских дней с момента выставления счета</w:t>
+      </w:r>
+      <w:r>
+        <w:t xml:space="preserve">.</w:t>
+      </w:r>
+    </w:p>
+    <w:p>
+      <w:r>
+        <w:t xml:space="preserve">4.5. </w:t>
+      </w:r>
+      <w:r>
+        <w:t xml:space="preserve">Все споры и разногласия решаются путём переговоров. Претензионный порядок обязателен, срок ответа на претензию — </w:t>
+      </w:r>
+      <w:r>
+        <w:t xml:space="preserve">не позднее 05.07.2026</w:t>
+      </w:r>
+      <w:r>
+        <w:t xml:space="preserve">.</w:t>
+      </w:r>
+    </w:p>
+    <w:p/>
+    <w:p/>
+    <w:p>
+      <w:r>
+        <w:rPr>
+          <w:b/>
+        </w:rPr>
+        <w:t xml:space="preserve">10. ДОПОЛНИТЕЛЬНЫЕ СВЕДЕНИЯ О СТОРОНАХ</w:t>
+      </w:r>
+    </w:p>
+    <w:p>
+      <w:r>
+        <w:t xml:space="preserve">Уполномоченный представитель: </w:t>
+      </w:r>
+      <w:r>
+        <w:t xml:space="preserve">Синица‍ Юлия Павло­вна</w:t>
+      </w:r>
+    </w:p>
+    <w:p>
+      <w:r>
+        <w:t xml:space="preserve">Согласовано: </w:t>
+      </w:r>
+      <w:r>
+        <w:t xml:space="preserve">иВаНоВа Мария</w:t>
+      </w:r>
+    </w:p>
+    <w:p/>
+    <w:p/>
+    <w:p>
+      <w:r>
+        <w:rPr>
+          <w:b/>
+        </w:rPr>
+        <w:t xml:space="preserve">9. КОНТРОЛЬНЫЕ ВЕЛИЧИНЫ</w:t>
+      </w:r>
+    </w:p>
+    <w:p>
+      <w:r>
+        <w:t xml:space="preserve">9.1. Контрольная запись: </w:t>
+      </w:r>
+      <w:r>
+        <w:rPr>
+          <w:b/>
+        </w:rPr>
+        <w:t xml:space="preserve">23/20</w:t>
+      </w:r>
+      <w:r>
+        <w:t xml:space="preserve">24-К</w:t>
+      </w:r>
+      <w:r>
+        <w:t xml:space="preserve">.</w:t>
+      </w:r>
+    </w:p>
+    <w:p>
+      <w:r>
+        <w:t xml:space="preserve">9.2. Контрольная запись: </w:t>
+      </w:r>
+      <w:r>
+        <w:rPr>
+          <w:b/>
+        </w:rPr>
+        <w:t xml:space="preserve">не менее 9</w:t>
+      </w:r>
+      <w:r>
+        <w:t xml:space="preserve">81 000,3 (Девятисот восьмидесяти одной тысячи) ₽</w:t>
+      </w:r>
+      <w:r>
+        <w:t xml:space="preserve">.</w:t>
+      </w:r>
+    </w:p>
+    <w:p>
+      <w:r>
+        <w:t xml:space="preserve">9.3. Контрольная запись: </w:t>
+      </w:r>
+      <w:r>
+        <w:rPr>
+          <w:b/>
+        </w:rPr>
+        <w:t xml:space="preserve">1</w:t>
+      </w:r>
+      <w:r>
+        <w:t xml:space="preserve">5 (пятнадцать) процентов за каждый день просрочки</w:t>
+      </w:r>
+      <w:r>
+        <w:t xml:space="preserve">.</w:t>
+      </w:r>
+    </w:p>
+    <w:p>
+      <w:r>
+        <w:t xml:space="preserve">9.4. Контрольная запись: </w:t>
+      </w:r>
+      <w:r>
+        <w:t xml:space="preserve">в течение 14 рабочих дней с момента поступления ⁠денежных средств‍ на расчетный счет</w:t>
+      </w:r>
+      <w:r>
+        <w:t xml:space="preserve">.</w:t>
+      </w:r>
+    </w:p>
+    <w:p/>
+    <w:p>
+      <w:r>
+        <w:rPr>
+          <w:b/>
+        </w:rPr>
+        <w:t xml:space="preserve">РЕКВИЗИТЫ И ПОДПИСИ СТОРОН</w:t>
+      </w:r>
+    </w:p>
+    <w:p/>
+    <w:tbl>
+      <w:tblPr>
+        <w:tblW w:w="9360" w:type="dxa"/>
+        <w:tblBorders>
+          <w:top w:val="single" w:sz="4" w:color="auto"/>
+          <w:left w:val="single" w:sz="4" w:color="auto"/>
+          <w:bottom w:val="single" w:sz="4" w:color="auto"/>
+          <w:right w:val="single" w:sz="4" w:color="auto"/>
+          <w:insideH w:val="single" w:sz="4" w:color="auto"/>
+          <w:insideV w:val="single" w:sz="4" w:color="auto"/>
+        </w:tblBorders>
+      </w:tblPr>
+      <w:tblGrid>
+        <w:gridCol w:w="4680"/>
+        <w:gridCol w:w="4680"/>
+      </w:tblGrid>
+      <w:tr>
+        <w:tc>
+          <w:tcPr>
+            <w:tcW w:w="4680" w:type="dxa"/>
+          </w:tcPr>
+          <w:p>
+            <w:r>
+              <w:rPr>
+                <w:b/>
+              </w:rPr>
+              <w:t xml:space="preserve">Цедент:</w:t>
+            </w:r>
+          </w:p>
+          <w:p>
+            <w:r>
+              <w:t xml:space="preserve">Синица Юлия Павловна</w:t>
+            </w:r>
+          </w:p>
+          <w:p>
+            <w:r>
+              <w:t xml:space="preserve">Синица Юлия Павловна</w:t>
+            </w:r>
+          </w:p>
+          <w:p>
+            <w:r>
+              <w:t xml:space="preserve">Дата рождения: </w:t>
+            </w:r>
+            <w:r>
+              <w:t xml:space="preserve">19.12.1962</w:t>
+            </w:r>
+          </w:p>
+          <w:p>
+            <w:r>
+              <w:t xml:space="preserve">Адрес регистрации: </w:t>
+            </w:r>
+            <w:r>
+              <w:t xml:space="preserve">а/я 48, г. Химки, 141400</w:t>
+            </w:r>
+          </w:p>
+          <w:p>
+            <w:r>
+              <w:t xml:space="preserve">Паспорт </w:t>
+            </w:r>
+            <w:r>
+              <w:t xml:space="preserve">57 04 242427</w:t>
+            </w:r>
+            <w:r>
+              <w:t xml:space="preserve">, выдан ГУ МВД России по г. Москве 07.03.2008</w:t>
+            </w:r>
+            <w:r>
+              <w:t xml:space="preserve">, код подразделения </w:t>
+            </w:r>
+            <w:r>
+              <w:t xml:space="preserve">083-218</w:t>
+            </w:r>
+          </w:p>
+          <w:p>
+            <w:r>
+              <w:t xml:space="preserve">СНИЛС </w:t>
+            </w:r>
+            <w:r>
+              <w:t xml:space="preserve">590-852-441 17</w:t>
+            </w:r>
+            <w:r>
+              <w:t xml:space="preserve"> ИНН </w:t>
+            </w:r>
+            <w:r>
+              <w:t xml:space="preserve">589443900509</w:t>
+            </w:r>
+          </w:p>
+          <w:p>
+            <w:r>
+              <w:t xml:space="preserve">Тел.: </w:t>
+            </w:r>
+            <w:r>
+              <w:t xml:space="preserve">+7 (843) 638-82-87</w:t>
+            </w:r>
+          </w:p>
+          <w:p>
+            <w:r>
+              <w:t xml:space="preserve">E-mail: </w:t>
+            </w:r>
+            <w:r>
+              <w:t xml:space="preserve">sinica@inbox.ru</w:t>
+            </w:r>
+          </w:p>
+          <w:p/>
+          <w:p>
+            <w:r>
+              <w:t xml:space="preserve">______________ </w:t>
+            </w:r>
+            <w:r>
+              <w:t xml:space="preserve">Синица Ю. П.</w:t>
+            </w:r>
+          </w:p>
+        </w:tc>
+        <w:tc>
+          <w:tcPr>
+            <w:tcW w:w="4680" w:type="dxa"/>
+          </w:tcPr>
+          <w:p>
+            <w:r>
               <w:rPr>
                 <w:b/>
               </w:rPr>
@@ -715,7 +868,7 @@
           </w:p>
           <w:p>
             <w:r>
-              <w:t xml:space="preserve">Красногорск, Победы 50</w:t>
+              <w:t xml:space="preserve">Санкт-Петербург, Садовая 24</w:t>
             </w:r>
           </w:p>
           <w:p>
@@ -736,7 +889,7 @@
               <w:t xml:space="preserve">Адрес регистрации: </w:t>
             </w:r>
             <w:r>
-              <w:t xml:space="preserve">а/я 48, г. Химки, 141400</w:t>
+              <w:t xml:space="preserve">а/я 94, г. Воронеж, 394000</w:t>
             </w:r>
           </w:p>
           <w:p>
@@ -775,7 +928,7 @@
               <w:t xml:space="preserve">Тел.: </w:t>
             </w:r>
             <w:r>
-              <w:t xml:space="preserve">+7 (843) 638-82-87</w:t>
+              <w:t xml:space="preserve">+7 (383) 816-35-44</w:t>
             </w:r>
           </w:p>
           <w:p>
@@ -818,7 +971,7 @@
         <w:t xml:space="preserve">Адрес склада грузополучателя: </w:t>
       </w:r>
       <w:r>
-        <w:t xml:space="preserve">а/я 19, г. Химки, 141400</w:t>
+        <w:t xml:space="preserve">а/я 39, г. Екатеринбург, 620014</w:t>
       </w:r>
       <w:r>
         <w:t xml:space="preserve">.</w:t>
@@ -829,7 +982,7 @@
         <w:t xml:space="preserve">Кладовщик: </w:t>
       </w:r>
       <w:r>
-        <w:t xml:space="preserve">Фёдоров Михаил Андреевич</w:t>
+        <w:t xml:space="preserve">Новикова Елена Юрьевна</w:t>
       </w:r>
     </w:p>
     <w:p>
@@ -837,13 +990,13 @@
         <w:t xml:space="preserve">Тел. склада: </w:t>
       </w:r>
       <w:r>
-        <w:t xml:space="preserve">+7 (812) 372-17-48</w:t>
+        <w:t xml:space="preserve">+7 (846) 218-21-18</w:t>
       </w:r>
     </w:p>
     <w:p>
       <w:r>
         <w:pict>
-          <v:shape id="tb1429" type="#_x0000_t202" style="position:absolute;margin-left:0;margin-top:0;width:400pt;height:40pt">
+          <v:shape id="tb5377" type="#_x0000_t202" style="position:absolute;margin-left:0;margin-top:0;width:400pt;height:40pt">
             <v:textbox>
               <w:txbxContent>
                 <w:p>
@@ -851,13 +1004,13 @@
                     <w:t xml:space="preserve">ВНИМАНИЕ! Бухгалтерия: </w:t>
                   </w:r>
                   <w:r>
-                    <w:t xml:space="preserve">Новикова Елена Юрьевна</w:t>
+                    <w:t xml:space="preserve">Кузнецов Михаил Павлович</w:t>
                   </w:r>
                   <w:r>
                     <w:t xml:space="preserve">, </w:t>
                   </w:r>
                   <w:r>
-                    <w:t xml:space="preserve">+7 (846) 218-21-18 доб. 337</w:t>
+                    <w:t xml:space="preserve">+7 (499) 466-34-36 доб. 582</w:t>
                   </w:r>
                 </w:p>
               </w:txbxContent>

--- a/tests/corpus_v2/docs/cession_0008.docx
+++ b/tests/corpus_v2/docs/cession_0008.docx
@@ -27,25 +27,25 @@
         <w:rPr>
           <w:b/>
         </w:rPr>
-        <w:t xml:space="preserve">72624/652-сс</w:t>
-      </w:r>
-    </w:p>
-    <w:p/>
-    <w:p>
-      <w:r>
-        <w:t xml:space="preserve">г. Нижний Новгород</w:t>
+        <w:t xml:space="preserve">91857/636-сс</w:t>
+      </w:r>
+    </w:p>
+    <w:p/>
+    <w:p>
+      <w:r>
+        <w:t xml:space="preserve">г. Тверь</w:t>
       </w:r>
       <w:r>
         <w:t xml:space="preserve">     </w:t>
       </w:r>
       <w:r>
-        <w:t xml:space="preserve">10.02.2024</w:t>
-      </w:r>
-    </w:p>
-    <w:p/>
-    <w:p>
-      <w:r>
-        <w:t xml:space="preserve">Синица Юлия Павловна</w:t>
+        <w:t xml:space="preserve">16.11.2025</w:t>
+      </w:r>
+    </w:p>
+    <w:p/>
+    <w:p>
+      <w:r>
+        <w:t xml:space="preserve">Виноградов Артём Михайлович</w:t>
       </w:r>
       <w:r>
         <w:t xml:space="preserve">, </w:t>
@@ -54,300 +54,300 @@
         <w:t xml:space="preserve">паспорт </w:t>
       </w:r>
       <w:r>
-        <w:t xml:space="preserve">57 04 242427</w:t>
+        <w:t xml:space="preserve">05 20 687806</w:t>
       </w:r>
       <w:r>
         <w:t xml:space="preserve">, выдан </w:t>
       </w:r>
       <w:r>
+        <w:t xml:space="preserve">ОВД «Тропарёво» г. Москвы</w:t>
+      </w:r>
+      <w:r>
+        <w:t xml:space="preserve"> </w:t>
+      </w:r>
+      <w:r>
+        <w:t xml:space="preserve">03.04.2006</w:t>
+      </w:r>
+      <w:r>
+        <w:t xml:space="preserve">, код подразделения </w:t>
+      </w:r>
+      <w:r>
+        <w:t xml:space="preserve">285-285</w:t>
+      </w:r>
+      <w:r>
+        <w:t xml:space="preserve">, именуемый в дальнейшем «Цедент»</w:t>
+      </w:r>
+      <w:r>
+        <w:t xml:space="preserve">, с одной стороны, и </w:t>
+      </w:r>
+      <w:r>
+        <w:t xml:space="preserve">Комаров Артём Егорович</w:t>
+      </w:r>
+      <w:r>
+        <w:t xml:space="preserve">, </w:t>
+      </w:r>
+      <w:r>
+        <w:t xml:space="preserve">паспорт </w:t>
+      </w:r>
+      <w:r>
+        <w:t xml:space="preserve">71 11 030463</w:t>
+      </w:r>
+      <w:r>
+        <w:t xml:space="preserve">, выдан </w:t>
+      </w:r>
+      <w:r>
         <w:t xml:space="preserve">ГУ МВД России по г. Москве</w:t>
       </w:r>
       <w:r>
         <w:t xml:space="preserve"> </w:t>
       </w:r>
       <w:r>
-        <w:t xml:space="preserve">07.03.2008</w:t>
+        <w:t xml:space="preserve">04.11.2010</w:t>
       </w:r>
       <w:r>
         <w:t xml:space="preserve">, код подразделения </w:t>
       </w:r>
       <w:r>
-        <w:t xml:space="preserve">083-218</w:t>
-      </w:r>
-      <w:r>
-        <w:t xml:space="preserve">, именуемая в дальнейшем «Цедент»</w:t>
-      </w:r>
-      <w:r>
-        <w:t xml:space="preserve">, с одной стороны, и </w:t>
-      </w:r>
-      <w:r>
-        <w:t xml:space="preserve">Иванова Мария Алексеевна</w:t>
+        <w:t xml:space="preserve">569-894</w:t>
+      </w:r>
+      <w:r>
+        <w:t xml:space="preserve">, именуемый в дальнейшем «Цессионарий»</w:t>
+      </w:r>
+      <w:r>
+        <w:t xml:space="preserve">, с другой стороны, совместно именуемые «Стороны», заключили настоящий Договор № </w:t>
+      </w:r>
+      <w:r>
+        <w:t xml:space="preserve">38Ф-11057/19-789Д</w:t>
+      </w:r>
+      <w:r>
+        <w:t xml:space="preserve"> (далее — Договор) о нижеследующем:</w:t>
+      </w:r>
+    </w:p>
+    <w:p/>
+    <w:p>
+      <w:r>
+        <w:rPr>
+          <w:b/>
+        </w:rPr>
+        <w:t xml:space="preserve">1. ПРЕДМЕТ ДОГОВОРА</w:t>
+      </w:r>
+    </w:p>
+    <w:p>
+      <w:r>
+        <w:t xml:space="preserve">1.1. </w:t>
+      </w:r>
+      <w:r>
+        <w:t xml:space="preserve">Цедент уступает, а Цессионарий принимает право требования к должнику, возникшее из договора поставки.</w:t>
+      </w:r>
+    </w:p>
+    <w:p>
+      <w:r>
+        <w:t xml:space="preserve">1.2. </w:t>
+      </w:r>
+      <w:r>
+        <w:t xml:space="preserve">Цедент обязан передать Цессионарию все документы, удостоверяющие уступаемое право требования.</w:t>
+      </w:r>
+    </w:p>
+    <w:p>
+      <w:r>
+        <w:t xml:space="preserve">1.3. </w:t>
+      </w:r>
+      <w:r>
+        <w:t xml:space="preserve">Уступка права требования является возмездной. Цена уступаемого права: </w:t>
+      </w:r>
+      <w:r>
+        <w:t xml:space="preserve">8 210 002 (Восемь миллионов двести десять тысяч два) рубля 5 коп.</w:t>
+      </w:r>
+      <w:r>
+        <w:t xml:space="preserve">, НДС не облагается</w:t>
+      </w:r>
+      <w:r>
+        <w:t xml:space="preserve">.</w:t>
+      </w:r>
+    </w:p>
+    <w:p>
+      <w:r>
+        <w:t xml:space="preserve">1.4. </w:t>
+      </w:r>
+      <w:r>
+        <w:t xml:space="preserve">Цедент отвечает за недействительность переданного требования, но не отвечает за неисполнение обязательства должником.</w:t>
+      </w:r>
+    </w:p>
+    <w:p/>
+    <w:p>
+      <w:r>
+        <w:rPr>
+          <w:b/>
+        </w:rPr>
+        <w:t xml:space="preserve">2. ЦЕНА И ПОРЯДОК РАСЧЁТОВ</w:t>
+      </w:r>
+    </w:p>
+    <w:p>
+      <w:r>
+        <w:t xml:space="preserve">2.1. Общая цена Договора: </w:t>
+      </w:r>
+      <w:r>
+        <w:t xml:space="preserve">____ руб. (_____)_____ коп., включая НДС ___ руб. (_____)_____ коп.</w:t>
+      </w:r>
+      <w:r>
+        <w:t xml:space="preserve">.</w:t>
+      </w:r>
+    </w:p>
+    <w:p>
+      <w:r>
+        <w:t xml:space="preserve">2.2. Налог: </w:t>
+      </w:r>
+      <w:r>
+        <w:t xml:space="preserve">1/150 ключевой ставки ЦБ РФ от цены Договора</w:t>
+      </w:r>
+      <w:r>
+        <w:t xml:space="preserve">.</w:t>
+      </w:r>
+    </w:p>
+    <w:p>
+      <w:r>
+        <w:t xml:space="preserve">2.3. Срок оплаты — </w:t>
+      </w:r>
+      <w:r>
+        <w:t xml:space="preserve">в течение 60 (Шестидесяти) рабочих дней со дня предъявления требования</w:t>
+      </w:r>
+      <w:r>
+        <w:t xml:space="preserve">.</w:t>
+      </w:r>
+    </w:p>
+    <w:p>
+      <w:r>
+        <w:t xml:space="preserve">2.4. Порядок выборки: </w:t>
+      </w:r>
+      <w:r>
+        <w:t xml:space="preserve">количество траншей</w:t>
+      </w:r>
+      <w:r>
+        <w:t xml:space="preserve"> определяется приложением к Договору.</w:t>
+      </w:r>
+    </w:p>
+    <w:p>
+      <w:r>
+        <w:t xml:space="preserve">2.5. </w:t>
+      </w:r>
+      <w:r>
+        <w:t xml:space="preserve">Товар поставляется в соответствии с </w:t>
+      </w:r>
+      <w:r>
+        <w:t xml:space="preserve">ГОСТ 7.32-2017</w:t>
+      </w:r>
+      <w:r>
+        <w:t xml:space="preserve">, артикул </w:t>
+      </w:r>
+      <w:r>
+        <w:t xml:space="preserve">RM-2188-21</w:t>
+      </w:r>
+      <w:r>
+        <w:t xml:space="preserve">, код </w:t>
+      </w:r>
+      <w:r>
+        <w:t xml:space="preserve">ОКВЭД 46.90</w:t>
+      </w:r>
+      <w:r>
+        <w:t xml:space="preserve">. Оплата по </w:t>
+      </w:r>
+      <w:r>
+        <w:t xml:space="preserve">КБК 18210101011011000110</w:t>
       </w:r>
       <w:r>
         <w:t xml:space="preserve">, </w:t>
       </w:r>
       <w:r>
-        <w:t xml:space="preserve">паспорт </w:t>
-      </w:r>
-      <w:r>
-        <w:t xml:space="preserve">06 05 743463</w:t>
-      </w:r>
-      <w:r>
-        <w:t xml:space="preserve">, выдан </w:t>
-      </w:r>
-      <w:r>
-        <w:t xml:space="preserve">ОУФМС России по Тверской области в Заволжском р-не</w:t>
-      </w:r>
-      <w:r>
-        <w:t xml:space="preserve"> </w:t>
-      </w:r>
-      <w:r>
-        <w:t xml:space="preserve">28.05.2011</w:t>
-      </w:r>
-      <w:r>
-        <w:t xml:space="preserve">, код подразделения </w:t>
-      </w:r>
-      <w:r>
-        <w:t xml:space="preserve">928-681</w:t>
-      </w:r>
-      <w:r>
-        <w:t xml:space="preserve">, именуемая в дальнейшем «Цессионарий»</w:t>
-      </w:r>
-      <w:r>
-        <w:t xml:space="preserve">, с другой стороны, совместно именуемые «Стороны», заключили настоящий Договор № </w:t>
-      </w:r>
-      <w:r>
-        <w:t xml:space="preserve">99Ф-61003/12-967Д</w:t>
-      </w:r>
-      <w:r>
-        <w:t xml:space="preserve"> (далее — Договор) о нижеследующем:</w:t>
-      </w:r>
-    </w:p>
-    <w:p/>
-    <w:p>
-      <w:r>
-        <w:rPr>
-          <w:b/>
-        </w:rPr>
-        <w:t xml:space="preserve">1. ПРЕДМЕТ ДОГОВОРА</w:t>
-      </w:r>
-    </w:p>
-    <w:p>
-      <w:r>
-        <w:t xml:space="preserve">1.1. </w:t>
-      </w:r>
-      <w:r>
-        <w:t xml:space="preserve">Цедент уступает, а Цессионарий принимает право требования к должнику, возникшее из договора поставки.</w:t>
-      </w:r>
-    </w:p>
-    <w:p>
-      <w:r>
-        <w:t xml:space="preserve">1.2. </w:t>
-      </w:r>
-      <w:r>
-        <w:t xml:space="preserve">Цедент обязан передать Цессионарию все документы, удостоверяющие уступаемое право требования.</w:t>
-      </w:r>
-    </w:p>
-    <w:p>
-      <w:r>
-        <w:t xml:space="preserve">1.3. </w:t>
-      </w:r>
-      <w:r>
-        <w:t xml:space="preserve">Уступка права требования является возмездной. Цена уступаемого права: </w:t>
-      </w:r>
-      <w:r>
-        <w:t xml:space="preserve">855 002 (Восемьсот пятьдесят пять тысяч два) рубля 0 коп.</w:t>
-      </w:r>
-      <w:r>
-        <w:t xml:space="preserve">, НДС не облагается</w:t>
-      </w:r>
-      <w:r>
-        <w:t xml:space="preserve">.</w:t>
-      </w:r>
-    </w:p>
-    <w:p>
-      <w:r>
-        <w:t xml:space="preserve">1.4. </w:t>
-      </w:r>
-      <w:r>
-        <w:t xml:space="preserve">Цедент отвечает за недействительность переданного требования, но не отвечает за неисполнение обязательства должником.</w:t>
-      </w:r>
-    </w:p>
-    <w:p/>
-    <w:p>
-      <w:r>
-        <w:rPr>
-          <w:b/>
-        </w:rPr>
-        <w:t xml:space="preserve">2. ЦЕНА И ПОРЯДОК РАСЧЁТОВ</w:t>
-      </w:r>
-    </w:p>
-    <w:p>
-      <w:r>
-        <w:t xml:space="preserve">2.1. Общая цена Договора: </w:t>
-      </w:r>
-      <w:r>
-        <w:t xml:space="preserve">____ руб. (_____)_____ коп., включая НДС ___ руб. (_____)_____ коп.</w:t>
-      </w:r>
-      <w:r>
-        <w:t xml:space="preserve">.</w:t>
-      </w:r>
-    </w:p>
-    <w:p>
-      <w:r>
-        <w:t xml:space="preserve">2.2. Налог: </w:t>
-      </w:r>
-      <w:r>
-        <w:t xml:space="preserve">1/150 ключевой ставки ЦБ РФ от цены Договора</w:t>
-      </w:r>
-      <w:r>
-        <w:t xml:space="preserve">.</w:t>
-      </w:r>
-    </w:p>
-    <w:p>
-      <w:r>
-        <w:t xml:space="preserve">2.3. Срок оплаты — </w:t>
-      </w:r>
-      <w:r>
-        <w:t xml:space="preserve">в течение 20 (Двадцати) рабочих дней со дня предъявления требования</w:t>
-      </w:r>
-      <w:r>
-        <w:t xml:space="preserve">.</w:t>
-      </w:r>
-    </w:p>
-    <w:p>
-      <w:r>
-        <w:t xml:space="preserve">2.4. Порядок выборки: </w:t>
-      </w:r>
-      <w:r>
-        <w:t xml:space="preserve">количество траншей</w:t>
-      </w:r>
-      <w:r>
-        <w:t xml:space="preserve"> определяется приложением к Договору.</w:t>
-      </w:r>
-    </w:p>
-    <w:p>
-      <w:r>
-        <w:t xml:space="preserve">2.5. </w:t>
-      </w:r>
-      <w:r>
-        <w:t xml:space="preserve">Товар поставляется в соответствии с </w:t>
-      </w:r>
-      <w:r>
-        <w:t xml:space="preserve">ГОСТ 7.32-2017</w:t>
-      </w:r>
-      <w:r>
-        <w:t xml:space="preserve">, артикул </w:t>
-      </w:r>
-      <w:r>
-        <w:t xml:space="preserve">RM-3609-79</w:t>
-      </w:r>
-      <w:r>
-        <w:t xml:space="preserve">, код </w:t>
-      </w:r>
-      <w:r>
-        <w:t xml:space="preserve">ОКВЭД 46.90</w:t>
-      </w:r>
-      <w:r>
-        <w:t xml:space="preserve">. Оплата по </w:t>
-      </w:r>
-      <w:r>
-        <w:t xml:space="preserve">КБК 18210101011011000110</w:t>
+        <w:t xml:space="preserve">ОКТМО 45382000</w:t>
+      </w:r>
+      <w:r>
+        <w:t xml:space="preserve">. См. </w:t>
+      </w:r>
+      <w:r>
+        <w:t xml:space="preserve">Приложение № 1</w:t>
+      </w:r>
+      <w:r>
+        <w:t xml:space="preserve"> и </w:t>
+      </w:r>
+      <w:r>
+        <w:t xml:space="preserve">счёт-фактуру № 1123 от 03.03.2024</w:t>
+      </w:r>
+      <w:r>
+        <w:t xml:space="preserve">. Ответственный — </w:t>
+      </w:r>
+      <w:r>
+        <w:t xml:space="preserve">Директор Отдела Продаж</w:t>
+      </w:r>
+      <w:r>
+        <w:t xml:space="preserve">. Приёмка оформляется актом (</w:t>
+      </w:r>
+      <w:r>
+        <w:t xml:space="preserve">Акт приёма-передачи</w:t>
+      </w:r>
+      <w:r>
+        <w:t xml:space="preserve">), срок — до 18:00 по </w:t>
+      </w:r>
+      <w:r>
+        <w:t xml:space="preserve">московскому времени</w:t>
+      </w:r>
+      <w:r>
+        <w:t xml:space="preserve">. Споры — в </w:t>
+      </w:r>
+      <w:r>
+        <w:t xml:space="preserve">МКАС при ТПП РФ</w:t>
+      </w:r>
+      <w:r>
+        <w:t xml:space="preserve">. Товар отгружается с сопроводительным документом паспорт качества № </w:t>
+      </w:r>
+      <w:r>
+        <w:t xml:space="preserve">46 25 707967</w:t>
+      </w:r>
+      <w:r>
+        <w:t xml:space="preserve">. К партии приложен паспорт изделия № </w:t>
+      </w:r>
+      <w:r>
+        <w:t xml:space="preserve">41 06 569279</w:t>
+      </w:r>
+      <w:r>
+        <w:t xml:space="preserve">. Оборудование поставляется с паспортом транспортного средства № </w:t>
+      </w:r>
+      <w:r>
+        <w:t xml:space="preserve">58 24 208478</w:t>
+      </w:r>
+      <w:r>
+        <w:t xml:space="preserve">. Приёмка производится согласно техническому паспорту </w:t>
+      </w:r>
+      <w:r>
+        <w:t xml:space="preserve">75 06 971374</w:t>
+      </w:r>
+      <w:r>
+        <w:t xml:space="preserve">. СНИЛС не указан, номер заказа </w:t>
+      </w:r>
+      <w:r>
+        <w:t xml:space="preserve">168-817-399 92</w:t>
+      </w:r>
+      <w:r>
+        <w:t xml:space="preserve">. Дата рождения не проставлена, документ выдан </w:t>
+      </w:r>
+      <w:r>
+        <w:t xml:space="preserve">28.10.2018</w:t>
+      </w:r>
+      <w:r>
+        <w:t xml:space="preserve">. Код подразделения, см. артикул </w:t>
+      </w:r>
+      <w:r>
+        <w:t xml:space="preserve">346-272</w:t>
+      </w:r>
+      <w:r>
+        <w:t xml:space="preserve">. Цена — </w:t>
+      </w:r>
+      <w:r>
+        <w:t xml:space="preserve">29 000 002,28 рубля</w:t>
       </w:r>
       <w:r>
         <w:t xml:space="preserve">, </w:t>
       </w:r>
       <w:r>
-        <w:t xml:space="preserve">ОКТМО 45382000</w:t>
-      </w:r>
-      <w:r>
-        <w:t xml:space="preserve">. См. </w:t>
-      </w:r>
-      <w:r>
-        <w:t xml:space="preserve">Приложение № 1</w:t>
-      </w:r>
-      <w:r>
-        <w:t xml:space="preserve"> и </w:t>
-      </w:r>
-      <w:r>
-        <w:t xml:space="preserve">счёт-фактуру № 1123 от 03.03.2024</w:t>
-      </w:r>
-      <w:r>
-        <w:t xml:space="preserve">. Ответственный — </w:t>
-      </w:r>
-      <w:r>
-        <w:t xml:space="preserve">Директор Отдела Продаж</w:t>
-      </w:r>
-      <w:r>
-        <w:t xml:space="preserve">. Приёмка оформляется актом (</w:t>
-      </w:r>
-      <w:r>
-        <w:t xml:space="preserve">Акт приёма-передачи</w:t>
-      </w:r>
-      <w:r>
-        <w:t xml:space="preserve">), срок — до 18:00 по </w:t>
-      </w:r>
-      <w:r>
-        <w:t xml:space="preserve">московскому времени</w:t>
-      </w:r>
-      <w:r>
-        <w:t xml:space="preserve">. Споры — в </w:t>
-      </w:r>
-      <w:r>
-        <w:t xml:space="preserve">МКАС при ТПП РФ</w:t>
-      </w:r>
-      <w:r>
-        <w:t xml:space="preserve">. Товар отгружается с сопроводительным документом паспорт качества № </w:t>
-      </w:r>
-      <w:r>
-        <w:t xml:space="preserve">58 24 208478</w:t>
-      </w:r>
-      <w:r>
-        <w:t xml:space="preserve">. К партии приложен паспорт изделия № </w:t>
-      </w:r>
-      <w:r>
-        <w:t xml:space="preserve">75 06 971374</w:t>
-      </w:r>
-      <w:r>
-        <w:t xml:space="preserve">. Оборудование поставляется с паспортом транспортного средства № </w:t>
-      </w:r>
-      <w:r>
-        <w:t xml:space="preserve">21 13 759346</w:t>
-      </w:r>
-      <w:r>
-        <w:t xml:space="preserve">. Приёмка производится согласно техническому паспорту </w:t>
-      </w:r>
-      <w:r>
-        <w:t xml:space="preserve">80 08 354233</w:t>
-      </w:r>
-      <w:r>
-        <w:t xml:space="preserve">. СНИЛС не указан, номер заказа </w:t>
-      </w:r>
-      <w:r>
-        <w:t xml:space="preserve">272-281-551 28</w:t>
-      </w:r>
-      <w:r>
-        <w:t xml:space="preserve">. Дата рождения не проставлена, документ выдан </w:t>
-      </w:r>
-      <w:r>
-        <w:t xml:space="preserve">16.08.2020</w:t>
-      </w:r>
-      <w:r>
-        <w:t xml:space="preserve">. Код подразделения, см. артикул </w:t>
-      </w:r>
-      <w:r>
-        <w:t xml:space="preserve">596-810</w:t>
-      </w:r>
-      <w:r>
-        <w:t xml:space="preserve">. Цена — </w:t>
-      </w:r>
-      <w:r>
-        <w:t xml:space="preserve">119 002,73 рубля</w:t>
-      </w:r>
-      <w:r>
-        <w:t xml:space="preserve">, </w:t>
-      </w:r>
-      <w:r>
         <w:t xml:space="preserve">Без НДС</w:t>
       </w:r>
       <w:r>
@@ -362,25 +362,25 @@
         <w:t xml:space="preserve">Товар маркирован штрихкодом </w:t>
       </w:r>
       <w:r>
-        <w:t xml:space="preserve">4608144675453</w:t>
+        <w:t xml:space="preserve">4606182029909</w:t>
       </w:r>
       <w:r>
         <w:t xml:space="preserve">. Код контрагента по ОКПО — </w:t>
       </w:r>
       <w:r>
-        <w:t xml:space="preserve">2075441254</w:t>
+        <w:t xml:space="preserve">0458156317</w:t>
       </w:r>
       <w:r>
         <w:t xml:space="preserve">. Оборудование учтено под инвентарным номером </w:t>
       </w:r>
       <w:r>
-        <w:t xml:space="preserve">047792609</w:t>
+        <w:t xml:space="preserve">049641523</w:t>
       </w:r>
       <w:r>
         <w:t xml:space="preserve">, складской позиции присвоен номер </w:t>
       </w:r>
       <w:r>
-        <w:t xml:space="preserve">811903989</w:t>
+        <w:t xml:space="preserve">685794188</w:t>
       </w:r>
       <w:r>
         <w:t xml:space="preserve">.</w:t>
@@ -394,19 +394,19 @@
         <w:t xml:space="preserve">Оплата по счёту-фактуре на КБК </w:t>
       </w:r>
       <w:r>
-        <w:t xml:space="preserve">18210101011011000157</w:t>
+        <w:t xml:space="preserve">18210101011011000175</w:t>
       </w:r>
       <w:r>
         <w:t xml:space="preserve">. ИНН не присвоен, регистрационный № </w:t>
       </w:r>
       <w:r>
-        <w:t xml:space="preserve">2445354743</w:t>
+        <w:t xml:space="preserve">8144675453</w:t>
       </w:r>
       <w:r>
         <w:t xml:space="preserve">. ИНН не присвоен, платёжный документ № </w:t>
       </w:r>
       <w:r>
-        <w:t xml:space="preserve">449807011825</w:t>
+        <w:t xml:space="preserve">238298642534</w:t>
       </w:r>
       <w:r>
         <w:t xml:space="preserve">. Заказчик действует в лице </w:t>
@@ -426,7 +426,7 @@
         <w:t xml:space="preserve">Массовая доля влаги в товаре — </w:t>
       </w:r>
       <w:r>
-        <w:t xml:space="preserve">не более 9 %</w:t>
+        <w:t xml:space="preserve">не более 15 %</w:t>
       </w:r>
       <w:r>
         <w:t xml:space="preserve">. Товар подлежит хранению </w:t>
@@ -501,7 +501,7 @@
           </w:tcPr>
           <w:p>
             <w:r>
-              <w:t xml:space="preserve">5733007147</w:t>
+              <w:t xml:space="preserve">9549527098</w:t>
             </w:r>
           </w:p>
         </w:tc>
@@ -521,7 +521,7 @@
         <w:t xml:space="preserve">3.1. Место исполнения обязательств: </w:t>
       </w:r>
       <w:r>
-        <w:t xml:space="preserve">а/я 89, г. Новосибирск, 630099</w:t>
+        <w:t xml:space="preserve">Санкт-Петербург Садовая 29/3 кв 55</w:t>
       </w:r>
       <w:r>
         <w:t xml:space="preserve">.</w:t>
@@ -532,13 +532,13 @@
         <w:t xml:space="preserve">3.2. Уведомления направляются </w:t>
       </w:r>
       <w:r>
-        <w:t xml:space="preserve">Ивановой Марии Алексеевне</w:t>
+        <w:t xml:space="preserve">Комарову Артёму Егоровичу</w:t>
       </w:r>
       <w:r>
         <w:t xml:space="preserve"> по телефону </w:t>
       </w:r>
       <w:r>
-        <w:t xml:space="preserve">+7 (499) 737-21-31</w:t>
+        <w:t xml:space="preserve">+7 (495) 393-98-26</w:t>
       </w:r>
       <w:r>
         <w:t xml:space="preserve">.</w:t>
@@ -549,7 +549,7 @@
         <w:t xml:space="preserve">3.3. Срок исполнения обязательств — </w:t>
       </w:r>
       <w:r>
-        <w:t xml:space="preserve">в течение 24 (Двадцати четырёх) месяцев с даты подписания Сторонами акта сдачи-приемки оказанных услуг</w:t>
+        <w:t xml:space="preserve">в течение 6 (Шести) месяцев с даты подписания Сторонами акта сдачи-приемки оказанных услуг</w:t>
       </w:r>
       <w:r>
         <w:t xml:space="preserve">.</w:t>
@@ -614,7 +614,7 @@
         <w:t xml:space="preserve">Сторона, для которой создалась невозможность исполнения, обязана уведомить другую Сторону. Срок уведомления — </w:t>
       </w:r>
       <w:r>
-        <w:t xml:space="preserve">в течение шестидесяти банковских дней с момента выставления счета</w:t>
+        <w:t xml:space="preserve">в течение сорока пяти банковских дней с момента выставления счета</w:t>
       </w:r>
       <w:r>
         <w:t xml:space="preserve">.</w:t>
@@ -628,7 +628,7 @@
         <w:t xml:space="preserve">Все споры и разногласия решаются путём переговоров. Претензионный порядок обязателен, срок ответа на претензию — </w:t>
       </w:r>
       <w:r>
-        <w:t xml:space="preserve">не позднее 05.07.2026</w:t>
+        <w:t xml:space="preserve">не позднее 14.09.2025</w:t>
       </w:r>
       <w:r>
         <w:t xml:space="preserve">.</w:t>
@@ -649,7 +649,7 @@
         <w:t xml:space="preserve">Уполномоченный представитель: </w:t>
       </w:r>
       <w:r>
-        <w:t xml:space="preserve">Синица‍ Юлия Павло­вна</w:t>
+        <w:t xml:space="preserve">Виноградо­в‍ Артём Михайлович</w:t>
       </w:r>
     </w:p>
     <w:p>
@@ -657,7 +657,7 @@
         <w:t xml:space="preserve">Согласовано: </w:t>
       </w:r>
       <w:r>
-        <w:t xml:space="preserve">иВаНоВа Мария</w:t>
+        <w:t xml:space="preserve">кОмАрОв Артём</w:t>
       </w:r>
     </w:p>
     <w:p/>
@@ -678,10 +678,10 @@
         <w:rPr>
           <w:b/>
         </w:rPr>
-        <w:t xml:space="preserve">23/20</w:t>
-      </w:r>
-      <w:r>
-        <w:t xml:space="preserve">24-К</w:t>
+        <w:t xml:space="preserve">55/20</w:t>
+      </w:r>
+      <w:r>
+        <w:t xml:space="preserve">25-К</w:t>
       </w:r>
       <w:r>
         <w:t xml:space="preserve">.</w:t>
@@ -695,10 +695,10 @@
         <w:rPr>
           <w:b/>
         </w:rPr>
-        <w:t xml:space="preserve">не менее 9</w:t>
-      </w:r>
-      <w:r>
-        <w:t xml:space="preserve">81 000,3 (Девятисот восьмидесяти одной тысячи) ₽</w:t>
+        <w:t xml:space="preserve">не менее 1 8</w:t>
+      </w:r>
+      <w:r>
+        <w:t xml:space="preserve">60 000,6 (Одного миллиона восьмисот шестидесяти тысяч) ₽</w:t>
       </w:r>
       <w:r>
         <w:t xml:space="preserve">.</w:t>
@@ -712,10 +712,10 @@
         <w:rPr>
           <w:b/>
         </w:rPr>
-        <w:t xml:space="preserve">1</w:t>
-      </w:r>
-      <w:r>
-        <w:t xml:space="preserve">5 (пятнадцать) процентов за каждый день просрочки</w:t>
+        <w:t xml:space="preserve">1/3</w:t>
+      </w:r>
+      <w:r>
+        <w:t xml:space="preserve">00 ключевой ставки ЦБ РФ от цены Договора</w:t>
       </w:r>
       <w:r>
         <w:t xml:space="preserve">.</w:t>
@@ -726,7 +726,7 @@
         <w:t xml:space="preserve">9.4. Контрольная запись: </w:t>
       </w:r>
       <w:r>
-        <w:t xml:space="preserve">в течение 14 рабочих дней с момента поступления ⁠денежных средств‍ на расчетный счет</w:t>
+        <w:t xml:space="preserve">в течение 10 рабочих дней с момента п‍оступления денежных​ средств на расчетный счет</w:t>
       </w:r>
       <w:r>
         <w:t xml:space="preserve">.</w:t>
@@ -773,12 +773,12 @@
           </w:p>
           <w:p>
             <w:r>
-              <w:t xml:space="preserve">Синица Юлия Павловна</w:t>
-            </w:r>
-          </w:p>
-          <w:p>
-            <w:r>
-              <w:t xml:space="preserve">Синица Юлия Павловна</w:t>
+              <w:t xml:space="preserve">Виноградов Артём Михайлович</w:t>
+            </w:r>
+          </w:p>
+          <w:p>
+            <w:r>
+              <w:t xml:space="preserve">Виноградов Артём Михайлович</w:t>
             </w:r>
           </w:p>
           <w:p>
@@ -786,7 +786,7 @@
               <w:t xml:space="preserve">Дата рождения: </w:t>
             </w:r>
             <w:r>
-              <w:t xml:space="preserve">19.12.1962</w:t>
+              <w:t xml:space="preserve">12.12.1988</w:t>
             </w:r>
           </w:p>
           <w:p>
@@ -794,7 +794,7 @@
               <w:t xml:space="preserve">Адрес регистрации: </w:t>
             </w:r>
             <w:r>
-              <w:t xml:space="preserve">а/я 48, г. Химки, 141400</w:t>
+              <w:t xml:space="preserve">Ростов-на-Дону Октябрьская 15/1 кв 48</w:t>
             </w:r>
           </w:p>
           <w:p>
@@ -802,16 +802,16 @@
               <w:t xml:space="preserve">Паспорт </w:t>
             </w:r>
             <w:r>
-              <w:t xml:space="preserve">57 04 242427</w:t>
-            </w:r>
-            <w:r>
-              <w:t xml:space="preserve">, выдан ГУ МВД России по г. Москве 07.03.2008</w:t>
+              <w:t xml:space="preserve">05 20 687806</w:t>
+            </w:r>
+            <w:r>
+              <w:t xml:space="preserve">, выдан ОВД «Тропарёво» г. Москвы 03.04.2006</w:t>
             </w:r>
             <w:r>
               <w:t xml:space="preserve">, код подразделения </w:t>
             </w:r>
             <w:r>
-              <w:t xml:space="preserve">083-218</w:t>
+              <w:t xml:space="preserve">285-285</w:t>
             </w:r>
           </w:p>
           <w:p>
@@ -819,13 +819,13 @@
               <w:t xml:space="preserve">СНИЛС </w:t>
             </w:r>
             <w:r>
-              <w:t xml:space="preserve">590-852-441 17</w:t>
+              <w:t xml:space="preserve">005-590-852 45</w:t>
             </w:r>
             <w:r>
               <w:t xml:space="preserve"> ИНН </w:t>
             </w:r>
             <w:r>
-              <w:t xml:space="preserve">589443900509</w:t>
+              <w:t xml:space="preserve">713589443954</w:t>
             </w:r>
           </w:p>
           <w:p>
@@ -841,7 +841,7 @@
               <w:t xml:space="preserve">E-mail: </w:t>
             </w:r>
             <w:r>
-              <w:t xml:space="preserve">sinica@inbox.ru</w:t>
+              <w:t xml:space="preserve">vinogradov@inbox.ru</w:t>
             </w:r>
           </w:p>
           <w:p/>
@@ -850,7 +850,7 @@
               <w:t xml:space="preserve">______________ </w:t>
             </w:r>
             <w:r>
-              <w:t xml:space="preserve">Синица Ю. П.</w:t>
+              <w:t xml:space="preserve">Виноградов А. М.</w:t>
             </w:r>
           </w:p>
         </w:tc>
@@ -868,12 +868,12 @@
           </w:p>
           <w:p>
             <w:r>
-              <w:t xml:space="preserve">Санкт-Петербург, Садовая 24</w:t>
-            </w:r>
-          </w:p>
-          <w:p>
-            <w:r>
-              <w:t xml:space="preserve">Иванова Мария Алексеевна</w:t>
+              <w:t xml:space="preserve">Самара, Космонавтов 37</w:t>
+            </w:r>
+          </w:p>
+          <w:p>
+            <w:r>
+              <w:t xml:space="preserve">Комаров Артём Егорович</w:t>
             </w:r>
           </w:p>
           <w:p>
@@ -881,7 +881,7 @@
               <w:t xml:space="preserve">Дата рождения: </w:t>
             </w:r>
             <w:r>
-              <w:t xml:space="preserve">20.10.1964</w:t>
+              <w:t xml:space="preserve">27.02.1990</w:t>
             </w:r>
           </w:p>
           <w:p>
@@ -889,7 +889,7 @@
               <w:t xml:space="preserve">Адрес регистрации: </w:t>
             </w:r>
             <w:r>
-              <w:t xml:space="preserve">а/я 94, г. Воронеж, 394000</w:t>
+              <w:t xml:space="preserve">Воронеж Промышленная 82/2 кв 35</w:t>
             </w:r>
           </w:p>
           <w:p>
@@ -897,16 +897,16 @@
               <w:t xml:space="preserve">Паспорт </w:t>
             </w:r>
             <w:r>
-              <w:t xml:space="preserve">06 05 743463</w:t>
-            </w:r>
-            <w:r>
-              <w:t xml:space="preserve">, выдан ОУФМС России по Тверской области в Заволжском р-не 28.05.2011</w:t>
+              <w:t xml:space="preserve">71 11 030463</w:t>
+            </w:r>
+            <w:r>
+              <w:t xml:space="preserve">, выдан ГУ МВД России по г. Москве 04.11.2010</w:t>
             </w:r>
             <w:r>
               <w:t xml:space="preserve">, код подразделения </w:t>
             </w:r>
             <w:r>
-              <w:t xml:space="preserve">928-681</w:t>
+              <w:t xml:space="preserve">569-894</w:t>
             </w:r>
           </w:p>
           <w:p>
@@ -914,13 +914,13 @@
               <w:t xml:space="preserve">СНИЛС </w:t>
             </w:r>
             <w:r>
-              <w:t xml:space="preserve">622-758-821 10</w:t>
+              <w:t xml:space="preserve">921-262-275 78</w:t>
             </w:r>
             <w:r>
               <w:t xml:space="preserve"> ИНН </w:t>
             </w:r>
             <w:r>
-              <w:t xml:space="preserve">709722921278</w:t>
+              <w:t xml:space="preserve">300270972213</w:t>
             </w:r>
           </w:p>
           <w:p>
@@ -928,7 +928,7 @@
               <w:t xml:space="preserve">Тел.: </w:t>
             </w:r>
             <w:r>
-              <w:t xml:space="preserve">+7 (383) 816-35-44</w:t>
+              <w:t xml:space="preserve">+7 (843) 213-52-28</w:t>
             </w:r>
           </w:p>
           <w:p>
@@ -936,7 +936,7 @@
               <w:t xml:space="preserve">E-mail: </w:t>
             </w:r>
             <w:r>
-              <w:t xml:space="preserve">ivanova@inbox.ru</w:t>
+              <w:t xml:space="preserve">komarov@yandex.ru</w:t>
             </w:r>
           </w:p>
           <w:p/>
@@ -945,58 +945,16 @@
               <w:t xml:space="preserve">______________ </w:t>
             </w:r>
             <w:r>
-              <w:t xml:space="preserve">Иванова М. А.</w:t>
+              <w:t xml:space="preserve">Комаров А. Е.</w:t>
             </w:r>
           </w:p>
         </w:tc>
       </w:tr>
     </w:tbl>
-    <w:p/>
-    <w:p>
-      <w:r>
-        <w:rPr>
-          <w:b/>
-        </w:rPr>
-        <w:t xml:space="preserve">ПРИЛОЖЕНИЕ № 1</w:t>
-      </w:r>
-      <w:r>
-        <w:rPr>
-          <w:b/>
-        </w:rPr>
-        <w:t xml:space="preserve"> к Договору</w:t>
-      </w:r>
-    </w:p>
-    <w:p>
-      <w:r>
-        <w:t xml:space="preserve">Адрес склада грузополучателя: </w:t>
-      </w:r>
-      <w:r>
-        <w:t xml:space="preserve">а/я 39, г. Екатеринбург, 620014</w:t>
-      </w:r>
-      <w:r>
-        <w:t xml:space="preserve">.</w:t>
-      </w:r>
-    </w:p>
-    <w:p>
-      <w:r>
-        <w:t xml:space="preserve">Кладовщик: </w:t>
-      </w:r>
-      <w:r>
-        <w:t xml:space="preserve">Новикова Елена Юрьевна</w:t>
-      </w:r>
-    </w:p>
-    <w:p>
-      <w:r>
-        <w:t xml:space="preserve">Тел. склада: </w:t>
-      </w:r>
-      <w:r>
-        <w:t xml:space="preserve">+7 (846) 218-21-18</w:t>
-      </w:r>
-    </w:p>
     <w:p>
       <w:r>
         <w:pict>
-          <v:shape id="tb5377" type="#_x0000_t202" style="position:absolute;margin-left:0;margin-top:0;width:400pt;height:40pt">
+          <v:shape id="tb7201" type="#_x0000_t202" style="position:absolute;margin-left:0;margin-top:0;width:400pt;height:40pt">
             <v:textbox>
               <w:txbxContent>
                 <w:p>
@@ -1004,13 +962,13 @@
                     <w:t xml:space="preserve">ВНИМАНИЕ! Бухгалтерия: </w:t>
                   </w:r>
                   <w:r>
-                    <w:t xml:space="preserve">Кузнецов Михаил Павлович</w:t>
+                    <w:t xml:space="preserve">Петрова Татьяна Михайловна</w:t>
                   </w:r>
                   <w:r>
                     <w:t xml:space="preserve">, </w:t>
                   </w:r>
                   <w:r>
-                    <w:t xml:space="preserve">+7 (499) 466-34-36 доб. 582</w:t>
+                    <w:t xml:space="preserve">+7 (812) 231-24-21 доб. 165</w:t>
                   </w:r>
                 </w:p>
               </w:txbxContent>
@@ -1030,7 +988,7 @@
         <w:t xml:space="preserve">Цедент: _______________ /</w:t>
       </w:r>
       <w:r>
-        <w:t xml:space="preserve">Синица Юлия Павловна</w:t>
+        <w:t xml:space="preserve">Виноградов Артём Михайлович</w:t>
       </w:r>
       <w:r>
         <w:t xml:space="preserve">/</w:t>
@@ -1041,7 +999,7 @@
         <w:t xml:space="preserve">Цессионарий: _______________ /</w:t>
       </w:r>
       <w:r>
-        <w:t xml:space="preserve">Иванова Мария Алексеевна</w:t>
+        <w:t xml:space="preserve">Комаров Артём Егорович</w:t>
       </w:r>
       <w:r>
         <w:t xml:space="preserve">/</w:t>

--- a/tests/corpus_v2/docs/cession_0008.docx
+++ b/tests/corpus_v2/docs/cession_0008.docx
@@ -507,241 +507,34 @@
         </w:tc>
       </w:tr>
     </w:tbl>
-    <w:p/>
-    <w:p>
-      <w:r>
-        <w:rPr>
-          <w:b/>
-        </w:rPr>
-        <w:t xml:space="preserve">3. МЕСТО И СРОКИ ИСПОЛНЕНИЯ</w:t>
-      </w:r>
-    </w:p>
-    <w:p>
-      <w:r>
-        <w:t xml:space="preserve">3.1. Место исполнения обязательств: </w:t>
-      </w:r>
-      <w:r>
-        <w:t xml:space="preserve">Санкт-Петербург Садовая 29/3 кв 55</w:t>
-      </w:r>
-      <w:r>
-        <w:t xml:space="preserve">.</w:t>
-      </w:r>
-    </w:p>
-    <w:p>
-      <w:r>
-        <w:t xml:space="preserve">3.2. Уведомления направляются </w:t>
-      </w:r>
-      <w:r>
-        <w:t xml:space="preserve">Комарову Артёму Егоровичу</w:t>
-      </w:r>
-      <w:r>
-        <w:t xml:space="preserve"> по телефону </w:t>
-      </w:r>
-      <w:r>
-        <w:t xml:space="preserve">+7 (495) 393-98-26</w:t>
-      </w:r>
-      <w:r>
-        <w:t xml:space="preserve">.</w:t>
-      </w:r>
-    </w:p>
-    <w:p>
-      <w:r>
-        <w:t xml:space="preserve">3.3. Срок исполнения обязательств — </w:t>
-      </w:r>
-      <w:r>
-        <w:t xml:space="preserve">в течение 6 (Шести) месяцев с даты подписания Сторонами акта сдачи-приемки оказанных услуг</w:t>
-      </w:r>
-      <w:r>
-        <w:t xml:space="preserve">.</w:t>
-      </w:r>
-    </w:p>
-    <w:p/>
-    <w:p>
-      <w:r>
-        <w:rPr>
-          <w:b/>
-        </w:rPr>
-        <w:t xml:space="preserve">4. ПРОЧИЕ УСЛОВИЯ</w:t>
-      </w:r>
-    </w:p>
-    <w:p>
-      <w:r>
-        <w:t xml:space="preserve">4.1. </w:t>
-      </w:r>
-      <w:r>
-        <w:t xml:space="preserve">Стороны несут ответственность за неисполнение или ненадлежащее исполнение обязательств в соответствии с законодательством Российской Федерации.</w:t>
-      </w:r>
-    </w:p>
-    <w:p>
-      <w:r>
-        <w:t xml:space="preserve">4.2. </w:t>
-      </w:r>
-      <w:r>
-        <w:t xml:space="preserve">Размер неустойки за нарушение сроков оплаты: </w:t>
-      </w:r>
-      <w:r>
-        <w:t xml:space="preserve">0,1 % от общей суммы счета</w:t>
-      </w:r>
-      <w:r>
-        <w:t xml:space="preserve">, но не более </w:t>
-      </w:r>
-      <w:r>
-        <w:t xml:space="preserve">0,2 (две десятых процента) процента от цены Договора</w:t>
-      </w:r>
-      <w:r>
-        <w:t xml:space="preserve">. Предельный размер ответственности: </w:t>
-      </w:r>
-      <w:r>
-        <w:t xml:space="preserve">1/130 ключевой ставки ЦБ РФ годовых</w:t>
-      </w:r>
-      <w:r>
-        <w:t xml:space="preserve">.</w:t>
-      </w:r>
-    </w:p>
-    <w:p>
-      <w:r>
-        <w:t xml:space="preserve">4.3. </w:t>
-      </w:r>
-      <w:r>
-        <w:t xml:space="preserve">Стороны освобождаются от ответственности при наступлении обстоятельств непреодолимой силы, если они прямо повлияли на исполнение обязательств.</w:t>
-      </w:r>
-    </w:p>
-    <w:p>
-      <w:r>
-        <w:t xml:space="preserve">4.4. </w:t>
-      </w:r>
-      <w:r>
-        <w:t xml:space="preserve">Сторона, для которой создалась невозможность исполнения, обязана уведомить другую Сторону. Срок уведомления — </w:t>
-      </w:r>
-      <w:r>
-        <w:t xml:space="preserve">в течение сорока пяти банковских дней с момента выставления счета</w:t>
-      </w:r>
-      <w:r>
-        <w:t xml:space="preserve">.</w:t>
-      </w:r>
-    </w:p>
-    <w:p>
-      <w:r>
-        <w:t xml:space="preserve">4.5. </w:t>
-      </w:r>
-      <w:r>
-        <w:t xml:space="preserve">Все споры и разногласия решаются путём переговоров. Претензионный порядок обязателен, срок ответа на претензию — </w:t>
-      </w:r>
-      <w:r>
-        <w:t xml:space="preserve">не позднее 14.09.2025</w:t>
-      </w:r>
-      <w:r>
-        <w:t xml:space="preserve">.</w:t>
-      </w:r>
-    </w:p>
-    <w:p/>
-    <w:p/>
-    <w:p>
-      <w:r>
-        <w:rPr>
-          <w:b/>
-        </w:rPr>
-        <w:t xml:space="preserve">10. ДОПОЛНИТЕЛЬНЫЕ СВЕДЕНИЯ О СТОРОНАХ</w:t>
-      </w:r>
-    </w:p>
-    <w:p>
-      <w:r>
-        <w:t xml:space="preserve">Уполномоченный представитель: </w:t>
-      </w:r>
-      <w:r>
-        <w:t xml:space="preserve">Виноградо­в‍ Артём Михайлович</w:t>
-      </w:r>
-    </w:p>
-    <w:p>
-      <w:r>
-        <w:t xml:space="preserve">Согласовано: </w:t>
-      </w:r>
-      <w:r>
-        <w:t xml:space="preserve">кОмАрОв Артём</w:t>
-      </w:r>
-    </w:p>
-    <w:p/>
-    <w:p/>
-    <w:p>
-      <w:r>
-        <w:rPr>
-          <w:b/>
-        </w:rPr>
-        <w:t xml:space="preserve">9. КОНТРОЛЬНЫЕ ВЕЛИЧИНЫ</w:t>
-      </w:r>
-    </w:p>
-    <w:p>
-      <w:r>
-        <w:t xml:space="preserve">9.1. Контрольная запись: </w:t>
-      </w:r>
-      <w:r>
-        <w:rPr>
-          <w:b/>
-        </w:rPr>
-        <w:t xml:space="preserve">55/20</w:t>
-      </w:r>
-      <w:r>
-        <w:t xml:space="preserve">25-К</w:t>
-      </w:r>
-      <w:r>
-        <w:t xml:space="preserve">.</w:t>
-      </w:r>
-    </w:p>
-    <w:p>
-      <w:r>
-        <w:t xml:space="preserve">9.2. Контрольная запись: </w:t>
-      </w:r>
-      <w:r>
-        <w:rPr>
-          <w:b/>
-        </w:rPr>
-        <w:t xml:space="preserve">не менее 1 8</w:t>
-      </w:r>
-      <w:r>
-        <w:t xml:space="preserve">60 000,6 (Одного миллиона восьмисот шестидесяти тысяч) ₽</w:t>
-      </w:r>
-      <w:r>
-        <w:t xml:space="preserve">.</w:t>
-      </w:r>
-    </w:p>
-    <w:p>
-      <w:r>
-        <w:t xml:space="preserve">9.3. Контрольная запись: </w:t>
-      </w:r>
-      <w:r>
-        <w:rPr>
-          <w:b/>
-        </w:rPr>
-        <w:t xml:space="preserve">1/3</w:t>
-      </w:r>
-      <w:r>
-        <w:t xml:space="preserve">00 ключевой ставки ЦБ РФ от цены Договора</w:t>
-      </w:r>
-      <w:r>
-        <w:t xml:space="preserve">.</w:t>
-      </w:r>
-    </w:p>
-    <w:p>
-      <w:r>
-        <w:t xml:space="preserve">9.4. Контрольная запись: </w:t>
-      </w:r>
-      <w:r>
-        <w:t xml:space="preserve">в течение 10 рабочих дней с момента п‍оступления денежных​ средств на расчетный счет</w:t>
-      </w:r>
-      <w:r>
-        <w:t xml:space="preserve">.</w:t>
-      </w:r>
-    </w:p>
-    <w:p/>
-    <w:p>
-      <w:r>
-        <w:rPr>
-          <w:b/>
-        </w:rPr>
-        <w:t xml:space="preserve">РЕКВИЗИТЫ И ПОДПИСИ СТОРОН</w:t>
-      </w:r>
-    </w:p>
-    <w:p/>
+    <w:p>
+      <w:r>
+        <w:t xml:space="preserve">2.9. </w:t>
+      </w:r>
+      <w:r>
+        <w:t xml:space="preserve">Платёж по налогу перечисляется на код бюджетной классификации </w:t>
+      </w:r>
+      <w:r>
+        <w:t xml:space="preserve">182 101 010 110 110 001 10</w:t>
+      </w:r>
+      <w:r>
+        <w:t xml:space="preserve">, получатель — территориальный орган Федерального казначейства.</w:t>
+      </w:r>
+    </w:p>
+    <w:p>
+      <w:r>
+        <w:t xml:space="preserve">2.10. </w:t>
+      </w:r>
+      <w:r>
+        <w:t xml:space="preserve">Полномочия подтверждаются свидетельством о рождении, выдано </w:t>
+      </w:r>
+      <w:r>
+        <w:t xml:space="preserve">14.02.2020</w:t>
+      </w:r>
+      <w:r>
+        <w:t xml:space="preserve"> отделом ЗАГС.</w:t>
+      </w:r>
+    </w:p>
     <w:tbl>
       <w:tblPr>
         <w:tblW w:w="9360" w:type="dxa"/>
@@ -765,92 +558,7 @@
           </w:tcPr>
           <w:p>
             <w:r>
-              <w:rPr>
-                <w:b/>
-              </w:rPr>
-              <w:t xml:space="preserve">Цедент:</w:t>
-            </w:r>
-          </w:p>
-          <w:p>
-            <w:r>
-              <w:t xml:space="preserve">Виноградов Артём Михайлович</w:t>
-            </w:r>
-          </w:p>
-          <w:p>
-            <w:r>
-              <w:t xml:space="preserve">Виноградов Артём Михайлович</w:t>
-            </w:r>
-          </w:p>
-          <w:p>
-            <w:r>
-              <w:t xml:space="preserve">Дата рождения: </w:t>
-            </w:r>
-            <w:r>
-              <w:t xml:space="preserve">12.12.1988</w:t>
-            </w:r>
-          </w:p>
-          <w:p>
-            <w:r>
-              <w:t xml:space="preserve">Адрес регистрации: </w:t>
-            </w:r>
-            <w:r>
-              <w:t xml:space="preserve">Ростов-на-Дону Октябрьская 15/1 кв 48</w:t>
-            </w:r>
-          </w:p>
-          <w:p>
-            <w:r>
-              <w:t xml:space="preserve">Паспорт </w:t>
-            </w:r>
-            <w:r>
-              <w:t xml:space="preserve">05 20 687806</w:t>
-            </w:r>
-            <w:r>
-              <w:t xml:space="preserve">, выдан ОВД «Тропарёво» г. Москвы 03.04.2006</w:t>
-            </w:r>
-            <w:r>
-              <w:t xml:space="preserve">, код подразделения </w:t>
-            </w:r>
-            <w:r>
-              <w:t xml:space="preserve">285-285</w:t>
-            </w:r>
-          </w:p>
-          <w:p>
-            <w:r>
-              <w:t xml:space="preserve">СНИЛС </w:t>
-            </w:r>
-            <w:r>
-              <w:t xml:space="preserve">005-590-852 45</w:t>
-            </w:r>
-            <w:r>
-              <w:t xml:space="preserve"> ИНН </w:t>
-            </w:r>
-            <w:r>
-              <w:t xml:space="preserve">713589443954</w:t>
-            </w:r>
-          </w:p>
-          <w:p>
-            <w:r>
-              <w:t xml:space="preserve">Тел.: </w:t>
-            </w:r>
-            <w:r>
-              <w:t xml:space="preserve">+7 (843) 638-82-87</w:t>
-            </w:r>
-          </w:p>
-          <w:p>
-            <w:r>
-              <w:t xml:space="preserve">E-mail: </w:t>
-            </w:r>
-            <w:r>
-              <w:t xml:space="preserve">vinogradov@inbox.ru</w:t>
-            </w:r>
-          </w:p>
-          <w:p/>
-          <w:p>
-            <w:r>
-              <w:t xml:space="preserve">______________ </w:t>
-            </w:r>
-            <w:r>
-              <w:t xml:space="preserve">Виноградов А. М.</w:t>
+              <w:t xml:space="preserve">7</w:t>
             </w:r>
           </w:p>
         </w:tc>
@@ -860,6 +568,385 @@
           </w:tcPr>
           <w:p>
             <w:r>
+              <w:t xml:space="preserve">РУБ.</w:t>
+            </w:r>
+          </w:p>
+        </w:tc>
+      </w:tr>
+    </w:tbl>
+    <w:p>
+      <w:r>
+        <w:t xml:space="preserve">2.11. </w:t>
+      </w:r>
+      <w:r>
+        <w:t xml:space="preserve">Поставке подлежит насос модели </w:t>
+      </w:r>
+      <w:r>
+        <w:t xml:space="preserve">ЭЦВ-6-10-80h</w:t>
+      </w:r>
+      <w:r>
+        <w:t xml:space="preserve"> и кабель марки </w:t>
+      </w:r>
+      <w:r>
+        <w:t xml:space="preserve">ВВГнг(А)-LSt</w:t>
+      </w:r>
+      <w:r>
+        <w:t xml:space="preserve">.</w:t>
+      </w:r>
+    </w:p>
+    <w:p/>
+    <w:p>
+      <w:r>
+        <w:rPr>
+          <w:b/>
+        </w:rPr>
+        <w:t xml:space="preserve">3. МЕСТО И СРОКИ ИСПОЛНЕНИЯ</w:t>
+      </w:r>
+    </w:p>
+    <w:p>
+      <w:r>
+        <w:t xml:space="preserve">3.1. Место исполнения обязательств: </w:t>
+      </w:r>
+      <w:r>
+        <w:t xml:space="preserve">Казань Садовая 12/3 кв 89</w:t>
+      </w:r>
+      <w:r>
+        <w:t xml:space="preserve">.</w:t>
+      </w:r>
+    </w:p>
+    <w:p>
+      <w:r>
+        <w:t xml:space="preserve">3.2. Уведомления направляются </w:t>
+      </w:r>
+      <w:r>
+        <w:t xml:space="preserve">Комарову Артёму Егоровичу</w:t>
+      </w:r>
+      <w:r>
+        <w:t xml:space="preserve"> по телефону </w:t>
+      </w:r>
+      <w:r>
+        <w:t xml:space="preserve">+7 (499) 737-21-31</w:t>
+      </w:r>
+      <w:r>
+        <w:t xml:space="preserve">.</w:t>
+      </w:r>
+    </w:p>
+    <w:p>
+      <w:r>
+        <w:t xml:space="preserve">3.3. Срок исполнения обязательств — </w:t>
+      </w:r>
+      <w:r>
+        <w:t xml:space="preserve">в течение 24 (Двадцати четырёх) месяцев с даты подписания Сторонами акта сдачи-приемки оказанных услуг</w:t>
+      </w:r>
+      <w:r>
+        <w:t xml:space="preserve">.</w:t>
+      </w:r>
+    </w:p>
+    <w:p/>
+    <w:p>
+      <w:r>
+        <w:rPr>
+          <w:b/>
+        </w:rPr>
+        <w:t xml:space="preserve">4. ПРОЧИЕ УСЛОВИЯ</w:t>
+      </w:r>
+    </w:p>
+    <w:p>
+      <w:r>
+        <w:t xml:space="preserve">4.1. </w:t>
+      </w:r>
+      <w:r>
+        <w:t xml:space="preserve">Стороны несут ответственность за неисполнение или ненадлежащее исполнение обязательств в соответствии с законодательством Российской Федерации.</w:t>
+      </w:r>
+    </w:p>
+    <w:p>
+      <w:r>
+        <w:t xml:space="preserve">4.2. </w:t>
+      </w:r>
+      <w:r>
+        <w:t xml:space="preserve">Размер неустойки за нарушение сроков оплаты: </w:t>
+      </w:r>
+      <w:r>
+        <w:t xml:space="preserve">0,1 % от общей суммы счета</w:t>
+      </w:r>
+      <w:r>
+        <w:t xml:space="preserve">, но не более </w:t>
+      </w:r>
+      <w:r>
+        <w:t xml:space="preserve">0,2 (две десятых процента) процента от цены Договора</w:t>
+      </w:r>
+      <w:r>
+        <w:t xml:space="preserve">. Предельный размер ответственности: </w:t>
+      </w:r>
+      <w:r>
+        <w:t xml:space="preserve">1/130 ключевой ставки ЦБ РФ годовых</w:t>
+      </w:r>
+      <w:r>
+        <w:t xml:space="preserve">.</w:t>
+      </w:r>
+    </w:p>
+    <w:p>
+      <w:r>
+        <w:t xml:space="preserve">4.3. </w:t>
+      </w:r>
+      <w:r>
+        <w:t xml:space="preserve">Стороны освобождаются от ответственности при наступлении обстоятельств непреодолимой силы, если они прямо повлияли на исполнение обязательств.</w:t>
+      </w:r>
+    </w:p>
+    <w:p>
+      <w:r>
+        <w:t xml:space="preserve">4.4. </w:t>
+      </w:r>
+      <w:r>
+        <w:t xml:space="preserve">Сторона, для которой создалась невозможность исполнения, обязана уведомить другую Сторону. Срок уведомления — </w:t>
+      </w:r>
+      <w:r>
+        <w:t xml:space="preserve">в течение шестидесяти банковских дней с момента выставления счета</w:t>
+      </w:r>
+      <w:r>
+        <w:t xml:space="preserve">.</w:t>
+      </w:r>
+    </w:p>
+    <w:p>
+      <w:r>
+        <w:t xml:space="preserve">4.5. </w:t>
+      </w:r>
+      <w:r>
+        <w:t xml:space="preserve">Все споры и разногласия решаются путём переговоров. Претензионный порядок обязателен, срок ответа на претензию — </w:t>
+      </w:r>
+      <w:r>
+        <w:t xml:space="preserve">не позднее 05.07.2026</w:t>
+      </w:r>
+      <w:r>
+        <w:t xml:space="preserve">.</w:t>
+      </w:r>
+    </w:p>
+    <w:p/>
+    <w:p/>
+    <w:p>
+      <w:r>
+        <w:rPr>
+          <w:b/>
+        </w:rPr>
+        <w:t xml:space="preserve">10. ДОПОЛНИТЕЛЬНЫЕ СВЕДЕНИЯ О СТОРОНАХ</w:t>
+      </w:r>
+    </w:p>
+    <w:p>
+      <w:r>
+        <w:t xml:space="preserve">Уполномоченный представитель: </w:t>
+      </w:r>
+      <w:r>
+        <w:t xml:space="preserve">Виноградо­в‍ Артём Михайлович</w:t>
+      </w:r>
+    </w:p>
+    <w:p>
+      <w:r>
+        <w:t xml:space="preserve">Согласовано: </w:t>
+      </w:r>
+      <w:r>
+        <w:t xml:space="preserve">кОмАрОв Артём</w:t>
+      </w:r>
+    </w:p>
+    <w:p/>
+    <w:p/>
+    <w:p>
+      <w:r>
+        <w:rPr>
+          <w:b/>
+        </w:rPr>
+        <w:t xml:space="preserve">9. КОНТРОЛЬНЫЕ ВЕЛИЧИНЫ</w:t>
+      </w:r>
+    </w:p>
+    <w:p>
+      <w:r>
+        <w:t xml:space="preserve">9.1. Контрольная запись: </w:t>
+      </w:r>
+      <w:r>
+        <w:rPr>
+          <w:b/>
+        </w:rPr>
+        <w:t xml:space="preserve">23/20</w:t>
+      </w:r>
+      <w:r>
+        <w:t xml:space="preserve">24-К</w:t>
+      </w:r>
+      <w:r>
+        <w:t xml:space="preserve">.</w:t>
+      </w:r>
+    </w:p>
+    <w:p>
+      <w:r>
+        <w:t xml:space="preserve">9.2. Контрольная запись: </w:t>
+      </w:r>
+      <w:r>
+        <w:rPr>
+          <w:b/>
+        </w:rPr>
+        <w:t xml:space="preserve">не менее 9</w:t>
+      </w:r>
+      <w:r>
+        <w:t xml:space="preserve">81 000,3 (Девятисот восьмидесяти одной тысячи) ₽</w:t>
+      </w:r>
+      <w:r>
+        <w:t xml:space="preserve">.</w:t>
+      </w:r>
+    </w:p>
+    <w:p>
+      <w:r>
+        <w:t xml:space="preserve">9.3. Контрольная запись: </w:t>
+      </w:r>
+      <w:r>
+        <w:rPr>
+          <w:b/>
+        </w:rPr>
+        <w:t xml:space="preserve">1</w:t>
+      </w:r>
+      <w:r>
+        <w:t xml:space="preserve">5 (пятнадцать) процентов за каждый день просрочки</w:t>
+      </w:r>
+      <w:r>
+        <w:t xml:space="preserve">.</w:t>
+      </w:r>
+    </w:p>
+    <w:p>
+      <w:r>
+        <w:t xml:space="preserve">9.4. Контрольная запись: </w:t>
+      </w:r>
+      <w:r>
+        <w:t xml:space="preserve">в течение 14 рабочих дней с момента поступления ⁠денежных средств‍ на расчетный счет</w:t>
+      </w:r>
+      <w:r>
+        <w:t xml:space="preserve">.</w:t>
+      </w:r>
+    </w:p>
+    <w:p/>
+    <w:p>
+      <w:r>
+        <w:rPr>
+          <w:b/>
+        </w:rPr>
+        <w:t xml:space="preserve">РЕКВИЗИТЫ И ПОДПИСИ СТОРОН</w:t>
+      </w:r>
+    </w:p>
+    <w:p/>
+    <w:tbl>
+      <w:tblPr>
+        <w:tblW w:w="9360" w:type="dxa"/>
+        <w:tblBorders>
+          <w:top w:val="single" w:sz="4" w:color="auto"/>
+          <w:left w:val="single" w:sz="4" w:color="auto"/>
+          <w:bottom w:val="single" w:sz="4" w:color="auto"/>
+          <w:right w:val="single" w:sz="4" w:color="auto"/>
+          <w:insideH w:val="single" w:sz="4" w:color="auto"/>
+          <w:insideV w:val="single" w:sz="4" w:color="auto"/>
+        </w:tblBorders>
+      </w:tblPr>
+      <w:tblGrid>
+        <w:gridCol w:w="4680"/>
+        <w:gridCol w:w="4680"/>
+      </w:tblGrid>
+      <w:tr>
+        <w:tc>
+          <w:tcPr>
+            <w:tcW w:w="4680" w:type="dxa"/>
+          </w:tcPr>
+          <w:p>
+            <w:r>
+              <w:rPr>
+                <w:b/>
+              </w:rPr>
+              <w:t xml:space="preserve">Цедент:</w:t>
+            </w:r>
+          </w:p>
+          <w:p>
+            <w:r>
+              <w:t xml:space="preserve">Виноградов Артём Михайлович</w:t>
+            </w:r>
+          </w:p>
+          <w:p>
+            <w:r>
+              <w:t xml:space="preserve">Виноградов Артём Михайлович</w:t>
+            </w:r>
+          </w:p>
+          <w:p>
+            <w:r>
+              <w:t xml:space="preserve">Дата рождения: </w:t>
+            </w:r>
+            <w:r>
+              <w:t xml:space="preserve">12.12.1988</w:t>
+            </w:r>
+          </w:p>
+          <w:p>
+            <w:r>
+              <w:t xml:space="preserve">Адрес регистрации: </w:t>
+            </w:r>
+            <w:r>
+              <w:t xml:space="preserve">Химки Октябрьская 5/3 кв 54</w:t>
+            </w:r>
+          </w:p>
+          <w:p>
+            <w:r>
+              <w:t xml:space="preserve">Паспорт </w:t>
+            </w:r>
+            <w:r>
+              <w:t xml:space="preserve">05 20 687806</w:t>
+            </w:r>
+            <w:r>
+              <w:t xml:space="preserve">, выдан ОВД «Тропарёво» г. Москвы 03.04.2006</w:t>
+            </w:r>
+            <w:r>
+              <w:t xml:space="preserve">, код подразделения </w:t>
+            </w:r>
+            <w:r>
+              <w:t xml:space="preserve">285-285</w:t>
+            </w:r>
+          </w:p>
+          <w:p>
+            <w:r>
+              <w:t xml:space="preserve">СНИЛС </w:t>
+            </w:r>
+            <w:r>
+              <w:t xml:space="preserve">005-590-852 45</w:t>
+            </w:r>
+            <w:r>
+              <w:t xml:space="preserve"> ИНН </w:t>
+            </w:r>
+            <w:r>
+              <w:t xml:space="preserve">713589443954</w:t>
+            </w:r>
+          </w:p>
+          <w:p>
+            <w:r>
+              <w:t xml:space="preserve">Тел.: </w:t>
+            </w:r>
+            <w:r>
+              <w:t xml:space="preserve">+7 (383) 682-87-62</w:t>
+            </w:r>
+          </w:p>
+          <w:p>
+            <w:r>
+              <w:t xml:space="preserve">E-mail: </w:t>
+            </w:r>
+            <w:r>
+              <w:t xml:space="preserve">vinogradov@corp-tehno.ru</w:t>
+            </w:r>
+          </w:p>
+          <w:p/>
+          <w:p>
+            <w:r>
+              <w:t xml:space="preserve">______________ </w:t>
+            </w:r>
+            <w:r>
+              <w:t xml:space="preserve">Виноградов А. М.</w:t>
+            </w:r>
+          </w:p>
+        </w:tc>
+        <w:tc>
+          <w:tcPr>
+            <w:tcW w:w="4680" w:type="dxa"/>
+          </w:tcPr>
+          <w:p>
+            <w:r>
               <w:rPr>
                 <w:b/>
               </w:rPr>
@@ -868,7 +955,7 @@
           </w:p>
           <w:p>
             <w:r>
-              <w:t xml:space="preserve">Самара, Космонавтов 37</w:t>
+              <w:t xml:space="preserve">Екатеринбург, Октябрьская 8</w:t>
             </w:r>
           </w:p>
           <w:p>
@@ -889,7 +976,7 @@
               <w:t xml:space="preserve">Адрес регистрации: </w:t>
             </w:r>
             <w:r>
-              <w:t xml:space="preserve">Воронеж Промышленная 82/2 кв 35</w:t>
+              <w:t xml:space="preserve">Самара Кутузовский 26/3 кв 52</w:t>
             </w:r>
           </w:p>
           <w:p>
@@ -928,7 +1015,7 @@
               <w:t xml:space="preserve">Тел.: </w:t>
             </w:r>
             <w:r>
-              <w:t xml:space="preserve">+7 (843) 213-52-28</w:t>
+              <w:t xml:space="preserve">+7 (495) 441-28-33</w:t>
             </w:r>
           </w:p>
           <w:p>
@@ -936,7 +1023,7 @@
               <w:t xml:space="preserve">E-mail: </w:t>
             </w:r>
             <w:r>
-              <w:t xml:space="preserve">komarov@yandex.ru</w:t>
+              <w:t xml:space="preserve">komarov@sibtrans.ru</w:t>
             </w:r>
           </w:p>
           <w:p/>
@@ -954,7 +1041,7 @@
     <w:p>
       <w:r>
         <w:pict>
-          <v:shape id="tb7201" type="#_x0000_t202" style="position:absolute;margin-left:0;margin-top:0;width:400pt;height:40pt">
+          <v:shape id="tb9316" type="#_x0000_t202" style="position:absolute;margin-left:0;margin-top:0;width:400pt;height:40pt">
             <v:textbox>
               <w:txbxContent>
                 <w:p>
@@ -962,13 +1049,13 @@
                     <w:t xml:space="preserve">ВНИМАНИЕ! Бухгалтерия: </w:t>
                   </w:r>
                   <w:r>
-                    <w:t xml:space="preserve">Петрова Татьяна Михайловна</w:t>
+                    <w:t xml:space="preserve">Максимова Татьяна Сергеевна</w:t>
                   </w:r>
                   <w:r>
                     <w:t xml:space="preserve">, </w:t>
                   </w:r>
                   <w:r>
-                    <w:t xml:space="preserve">+7 (812) 231-24-21 доб. 165</w:t>
+                    <w:t xml:space="preserve">+7 (846) 842-24-21 доб. 165</w:t>
                   </w:r>
                 </w:p>
               </w:txbxContent>

--- a/tests/corpus_v2/docs/cession_0008.docx
+++ b/tests/corpus_v2/docs/cession_0008.docx
@@ -156,7 +156,7 @@
         <w:t xml:space="preserve">Уступка права требования является возмездной. Цена уступаемого права: </w:t>
       </w:r>
       <w:r>
-        <w:t xml:space="preserve">8 210 002 (Восемь миллионов двести десять тысяч два) рубля 5 коп.</w:t>
+        <w:t xml:space="preserve">83 700 002 (Восемьдесят три миллиона семьсот тысяч два) рубля 5 коп.</w:t>
       </w:r>
       <w:r>
         <w:t xml:space="preserve">, НДС не облагается</w:t>
@@ -171,6 +171,101 @@
       </w:r>
       <w:r>
         <w:t xml:space="preserve">Цедент отвечает за недействительность переданного требования, но не отвечает за неисполнение обязательства должником.</w:t>
+      </w:r>
+    </w:p>
+    <w:p>
+      <w:r>
+        <w:t xml:space="preserve">1.5. </w:t>
+      </w:r>
+      <w:r>
+        <w:t xml:space="preserve">Отгрузка оформляется товарной накладной № </w:t>
+      </w:r>
+      <w:r>
+        <w:t xml:space="preserve">049102566</w:t>
+      </w:r>
+      <w:r>
+        <w:t xml:space="preserve">. Каталожный номер изделия — </w:t>
+      </w:r>
+      <w:r>
+        <w:t xml:space="preserve">041216969</w:t>
+      </w:r>
+      <w:r>
+        <w:t xml:space="preserve">. Заводской номер насоса — </w:t>
+      </w:r>
+      <w:r>
+        <w:t xml:space="preserve">045907113</w:t>
+      </w:r>
+      <w:r>
+        <w:t xml:space="preserve">.</w:t>
+      </w:r>
+    </w:p>
+    <w:p>
+      <w:r>
+        <w:t xml:space="preserve">1.6. </w:t>
+      </w:r>
+      <w:r>
+        <w:t xml:space="preserve">Финансирование ведётся по коду целевых средств </w:t>
+      </w:r>
+      <w:r>
+        <w:t xml:space="preserve">045264706</w:t>
+      </w:r>
+      <w:r>
+        <w:t xml:space="preserve">, установленному приказом Минфина России от 01.12.2010 № 157н. </w:t>
+      </w:r>
+      <w:r>
+        <w:t xml:space="preserve">БИК будет сообщён дополнительно, номер заявки — </w:t>
+      </w:r>
+      <w:r>
+        <w:t xml:space="preserve">047484935</w:t>
+      </w:r>
+      <w:r>
+        <w:t xml:space="preserve">.</w:t>
+      </w:r>
+    </w:p>
+    <w:p>
+      <w:r>
+        <w:t xml:space="preserve">1.7. </w:t>
+      </w:r>
+      <w:r>
+        <w:t xml:space="preserve">Учёт потребления ведётся по лицевому счёту </w:t>
+      </w:r>
+      <w:r>
+        <w:t xml:space="preserve">89443857145</w:t>
+      </w:r>
+      <w:r>
+        <w:t xml:space="preserve">. Приложение к настоящему разделу зарегистрировано за номером </w:t>
+      </w:r>
+      <w:r>
+        <w:t xml:space="preserve">83978747036</w:t>
+      </w:r>
+      <w:r>
+        <w:t xml:space="preserve">. Счётчик имеет заводской номер </w:t>
+      </w:r>
+      <w:r>
+        <w:t xml:space="preserve">82668846390</w:t>
+      </w:r>
+      <w:r>
+        <w:t xml:space="preserve">.</w:t>
+      </w:r>
+    </w:p>
+    <w:p>
+      <w:r>
+        <w:t xml:space="preserve">1.8. </w:t>
+      </w:r>
+      <w:r>
+        <w:t xml:space="preserve">Сведения внесены в реестр за номером </w:t>
+      </w:r>
+      <w:r>
+        <w:t xml:space="preserve">85432727457</w:t>
+      </w:r>
+      <w:r>
+        <w:t xml:space="preserve"> по правилам статьи 434 Гражданского кодекса Российской Федерации. Уведомление направлено за исходящим № </w:t>
+      </w:r>
+      <w:r>
+        <w:t xml:space="preserve">85249833862</w:t>
+      </w:r>
+      <w:r>
+        <w:t xml:space="preserve">.</w:t>
       </w:r>
     </w:p>
     <w:p/>
@@ -209,7 +304,7 @@
         <w:t xml:space="preserve">2.3. Срок оплаты — </w:t>
       </w:r>
       <w:r>
-        <w:t xml:space="preserve">в течение 60 (Шестидесяти) рабочих дней со дня предъявления требования</w:t>
+        <w:t xml:space="preserve">в течение 10 (Десяти) рабочих дней со дня предъявления требования</w:t>
       </w:r>
       <w:r>
         <w:t xml:space="preserve">.</w:t>
@@ -240,7 +335,7 @@
         <w:t xml:space="preserve">, артикул </w:t>
       </w:r>
       <w:r>
-        <w:t xml:space="preserve">RM-2188-21</w:t>
+        <w:t xml:space="preserve">RM-5459-61</w:t>
       </w:r>
       <w:r>
         <w:t xml:space="preserve">, код </w:t>
@@ -300,49 +395,49 @@
         <w:t xml:space="preserve">. Товар отгружается с сопроводительным документом паспорт качества № </w:t>
       </w:r>
       <w:r>
-        <w:t xml:space="preserve">46 25 707967</w:t>
+        <w:t xml:space="preserve">15 11 155099</w:t>
       </w:r>
       <w:r>
         <w:t xml:space="preserve">. К партии приложен паспорт изделия № </w:t>
       </w:r>
       <w:r>
-        <w:t xml:space="preserve">41 06 569279</w:t>
+        <w:t xml:space="preserve">24 19 471661</w:t>
       </w:r>
       <w:r>
         <w:t xml:space="preserve">. Оборудование поставляется с паспортом транспортного средства № </w:t>
       </w:r>
       <w:r>
-        <w:t xml:space="preserve">58 24 208478</w:t>
+        <w:t xml:space="preserve">50 10 278573</w:t>
       </w:r>
       <w:r>
         <w:t xml:space="preserve">. Приёмка производится согласно техническому паспорту </w:t>
       </w:r>
       <w:r>
-        <w:t xml:space="preserve">75 06 971374</w:t>
+        <w:t xml:space="preserve">08 10 963094</w:t>
       </w:r>
       <w:r>
         <w:t xml:space="preserve">. СНИЛС не указан, номер заказа </w:t>
       </w:r>
       <w:r>
-        <w:t xml:space="preserve">168-817-399 92</w:t>
+        <w:t xml:space="preserve">497-270-132 91</w:t>
       </w:r>
       <w:r>
         <w:t xml:space="preserve">. Дата рождения не проставлена, документ выдан </w:t>
       </w:r>
       <w:r>
-        <w:t xml:space="preserve">28.10.2018</w:t>
+        <w:t xml:space="preserve">24.02.2016</w:t>
       </w:r>
       <w:r>
         <w:t xml:space="preserve">. Код подразделения, см. артикул </w:t>
       </w:r>
       <w:r>
-        <w:t xml:space="preserve">346-272</w:t>
+        <w:t xml:space="preserve">066-238</w:t>
       </w:r>
       <w:r>
         <w:t xml:space="preserve">. Цена — </w:t>
       </w:r>
       <w:r>
-        <w:t xml:space="preserve">29 000 002,28 рубля</w:t>
+        <w:t xml:space="preserve">1 380 002,86 рубля</w:t>
       </w:r>
       <w:r>
         <w:t xml:space="preserve">, </w:t>
@@ -362,25 +457,25 @@
         <w:t xml:space="preserve">Товар маркирован штрихкодом </w:t>
       </w:r>
       <w:r>
-        <w:t xml:space="preserve">4606182029909</w:t>
+        <w:t xml:space="preserve">4600816056144</w:t>
       </w:r>
       <w:r>
         <w:t xml:space="preserve">. Код контрагента по ОКПО — </w:t>
       </w:r>
       <w:r>
-        <w:t xml:space="preserve">0458156317</w:t>
+        <w:t xml:space="preserve">3206468304</w:t>
       </w:r>
       <w:r>
         <w:t xml:space="preserve">. Оборудование учтено под инвентарным номером </w:t>
       </w:r>
       <w:r>
-        <w:t xml:space="preserve">049641523</w:t>
+        <w:t xml:space="preserve">043660704</w:t>
       </w:r>
       <w:r>
         <w:t xml:space="preserve">, складской позиции присвоен номер </w:t>
       </w:r>
       <w:r>
-        <w:t xml:space="preserve">685794188</w:t>
+        <w:t xml:space="preserve">874834956</w:t>
       </w:r>
       <w:r>
         <w:t xml:space="preserve">.</w:t>
@@ -394,19 +489,19 @@
         <w:t xml:space="preserve">Оплата по счёту-фактуре на КБК </w:t>
       </w:r>
       <w:r>
-        <w:t xml:space="preserve">18210101011011000175</w:t>
+        <w:t xml:space="preserve">18210101011011000162</w:t>
       </w:r>
       <w:r>
         <w:t xml:space="preserve">. ИНН не присвоен, регистрационный № </w:t>
       </w:r>
       <w:r>
-        <w:t xml:space="preserve">8144675453</w:t>
+        <w:t xml:space="preserve">7474741674</w:t>
       </w:r>
       <w:r>
         <w:t xml:space="preserve">. ИНН не присвоен, платёжный документ № </w:t>
       </w:r>
       <w:r>
-        <w:t xml:space="preserve">238298642534</w:t>
+        <w:t xml:space="preserve">861324292950</w:t>
       </w:r>
       <w:r>
         <w:t xml:space="preserve">. Заказчик действует в лице </w:t>
@@ -426,13 +521,13 @@
         <w:t xml:space="preserve">Массовая доля влаги в товаре — </w:t>
       </w:r>
       <w:r>
-        <w:t xml:space="preserve">не более 15 %</w:t>
+        <w:t xml:space="preserve">не более 12 %</w:t>
       </w:r>
       <w:r>
         <w:t xml:space="preserve">. Товар подлежит хранению </w:t>
       </w:r>
       <w:r>
-        <w:t xml:space="preserve">в течение 48 часов</w:t>
+        <w:t xml:space="preserve">в течение 24 часов</w:t>
       </w:r>
       <w:r>
         <w:t xml:space="preserve"> при температуре не выше +4 °C. Срок исковой давности по требованиям, вытекающим из Договора, составляет </w:t>
@@ -501,7 +596,7 @@
           </w:tcPr>
           <w:p>
             <w:r>
-              <w:t xml:space="preserve">9549527098</w:t>
+              <w:t xml:space="preserve">2206766492</w:t>
             </w:r>
           </w:p>
         </w:tc>
@@ -529,7 +624,7 @@
         <w:t xml:space="preserve">Полномочия подтверждаются свидетельством о рождении, выдано </w:t>
       </w:r>
       <w:r>
-        <w:t xml:space="preserve">14.02.2020</w:t>
+        <w:t xml:space="preserve">06.03.2012</w:t>
       </w:r>
       <w:r>
         <w:t xml:space="preserve"> отделом ЗАГС.</w:t>
@@ -558,7 +653,7 @@
           </w:tcPr>
           <w:p>
             <w:r>
-              <w:t xml:space="preserve">7</w:t>
+              <w:t xml:space="preserve">4</w:t>
             </w:r>
           </w:p>
         </w:tc>
@@ -608,7 +703,7 @@
         <w:t xml:space="preserve">3.1. Место исполнения обязательств: </w:t>
       </w:r>
       <w:r>
-        <w:t xml:space="preserve">Казань Садовая 12/3 кв 89</w:t>
+        <w:t xml:space="preserve">Москва Профсоюзная 75/3 кв 40</w:t>
       </w:r>
       <w:r>
         <w:t xml:space="preserve">.</w:t>
@@ -625,7 +720,7 @@
         <w:t xml:space="preserve"> по телефону </w:t>
       </w:r>
       <w:r>
-        <w:t xml:space="preserve">+7 (499) 737-21-31</w:t>
+        <w:t xml:space="preserve">+7 (846) 279-71-50</w:t>
       </w:r>
       <w:r>
         <w:t xml:space="preserve">.</w:t>
@@ -636,7 +731,111 @@
         <w:t xml:space="preserve">3.3. Срок исполнения обязательств — </w:t>
       </w:r>
       <w:r>
-        <w:t xml:space="preserve">в течение 24 (Двадцати четырёх) месяцев с даты подписания Сторонами акта сдачи-приемки оказанных услуг</w:t>
+        <w:t xml:space="preserve">в течение 3 (Трёх) месяцев с даты подписания Сторонами акта сдачи-приемки оказанных услуг</w:t>
+      </w:r>
+      <w:r>
+        <w:t xml:space="preserve">.</w:t>
+      </w:r>
+    </w:p>
+    <w:p>
+      <w:r>
+        <w:t xml:space="preserve">3.4. </w:t>
+      </w:r>
+      <w:r>
+        <w:t xml:space="preserve">Оплата производится за счёт бюджетных средств, КБК </w:t>
+      </w:r>
+      <w:r>
+        <w:t xml:space="preserve">18283761072162815540</w:t>
+      </w:r>
+      <w:r>
+        <w:t xml:space="preserve">. Показания счётчика снимаются по прибору с заводским номером </w:t>
+      </w:r>
+      <w:r>
+        <w:t xml:space="preserve">39662560476297218771</w:t>
+      </w:r>
+      <w:r>
+        <w:t xml:space="preserve">.</w:t>
+      </w:r>
+    </w:p>
+    <w:p>
+      <w:r>
+        <w:t xml:space="preserve">3.5. </w:t>
+      </w:r>
+      <w:r>
+        <w:t xml:space="preserve">Счёт на оплату содержит УИН </w:t>
+      </w:r>
+      <w:r>
+        <w:t xml:space="preserve">18209837268760256124</w:t>
+      </w:r>
+      <w:r>
+        <w:t xml:space="preserve">. Счёт-проформа зарегистрирован за номером </w:t>
+      </w:r>
+      <w:r>
+        <w:t xml:space="preserve">77647293767897933154</w:t>
+      </w:r>
+      <w:r>
+        <w:t xml:space="preserve">. Списание со счёта производится в очерёдности статьи 855 Гражданского кодекса Российской Федерации, код вида дохода </w:t>
+      </w:r>
+      <w:r>
+        <w:t xml:space="preserve">18210245657024903270</w:t>
+      </w:r>
+      <w:r>
+        <w:t xml:space="preserve">.</w:t>
+      </w:r>
+    </w:p>
+    <w:p>
+      <w:r>
+        <w:t xml:space="preserve">3.6. </w:t>
+      </w:r>
+      <w:r>
+        <w:t xml:space="preserve">ИНН иностранному контрагенту не присваивается, номер в торговом реестре </w:t>
+      </w:r>
+      <w:r>
+        <w:t xml:space="preserve">9549527098</w:t>
+      </w:r>
+      <w:r>
+        <w:t xml:space="preserve">. ИНН указан в приложении, номер спецификации </w:t>
+      </w:r>
+      <w:r>
+        <w:t xml:space="preserve">9107734106</w:t>
+      </w:r>
+      <w:r>
+        <w:t xml:space="preserve">. Постановка на учёт производится по статье 84 Налогового кодекса Российской Федерации, решение № </w:t>
+      </w:r>
+      <w:r>
+        <w:t xml:space="preserve">1225318065</w:t>
+      </w:r>
+      <w:r>
+        <w:t xml:space="preserve">.</w:t>
+      </w:r>
+    </w:p>
+    <w:p>
+      <w:r>
+        <w:t xml:space="preserve">3.7. </w:t>
+      </w:r>
+      <w:r>
+        <w:t xml:space="preserve">Партии присвоен номер прослеживаемости </w:t>
+      </w:r>
+      <w:r>
+        <w:t xml:space="preserve">1832779164</w:t>
+      </w:r>
+      <w:r>
+        <w:t xml:space="preserve">. Содержание примеси не превышает </w:t>
+      </w:r>
+      <w:r>
+        <w:t xml:space="preserve">2,3 %</w:t>
+      </w:r>
+      <w:r>
+        <w:t xml:space="preserve">. Прибор имеет погрешность не более </w:t>
+      </w:r>
+      <w:r>
+        <w:t xml:space="preserve">0,2 %</w:t>
+      </w:r>
+      <w:r>
+        <w:t xml:space="preserve">. Заводской номер поставляемого станка — </w:t>
+      </w:r>
+      <w:r>
+        <w:t xml:space="preserve">6224807135</w:t>
       </w:r>
       <w:r>
         <w:t xml:space="preserve">.</w:t>
@@ -701,7 +900,7 @@
         <w:t xml:space="preserve">Сторона, для которой создалась невозможность исполнения, обязана уведомить другую Сторону. Срок уведомления — </w:t>
       </w:r>
       <w:r>
-        <w:t xml:space="preserve">в течение шестидесяти банковских дней с момента выставления счета</w:t>
+        <w:t xml:space="preserve">в течение трех банковских дней с момента выставления счета</w:t>
       </w:r>
       <w:r>
         <w:t xml:space="preserve">.</w:t>
@@ -715,7 +914,125 @@
         <w:t xml:space="preserve">Все споры и разногласия решаются путём переговоров. Претензионный порядок обязателен, срок ответа на претензию — </w:t>
       </w:r>
       <w:r>
-        <w:t xml:space="preserve">не позднее 05.07.2026</w:t>
+        <w:t xml:space="preserve">не позднее 20.04.2025</w:t>
+      </w:r>
+      <w:r>
+        <w:t xml:space="preserve">.</w:t>
+      </w:r>
+    </w:p>
+    <w:p>
+      <w:r>
+        <w:t xml:space="preserve">4.6. </w:t>
+      </w:r>
+      <w:r>
+        <w:t xml:space="preserve">ИНН физического лица не приводится; лицевой счёт — </w:t>
+      </w:r>
+      <w:r>
+        <w:t xml:space="preserve">468701701415</w:t>
+      </w:r>
+      <w:r>
+        <w:t xml:space="preserve">. ИНН приведён в приложении, код позиции </w:t>
+      </w:r>
+      <w:r>
+        <w:t xml:space="preserve">527814934269</w:t>
+      </w:r>
+      <w:r>
+        <w:t xml:space="preserve">. ИНН физического лица обрабатывается в порядке статьи 86 Налогового кодекса Российской Федерации; номер запроса — </w:t>
+      </w:r>
+      <w:r>
+        <w:t xml:space="preserve">970161881958</w:t>
+      </w:r>
+      <w:r>
+        <w:t xml:space="preserve">.</w:t>
+      </w:r>
+    </w:p>
+    <w:p>
+      <w:r>
+        <w:t xml:space="preserve">4.7. </w:t>
+      </w:r>
+      <w:r>
+        <w:t xml:space="preserve">Товарная накладная на партию имеет номер </w:t>
+      </w:r>
+      <w:r>
+        <w:t xml:space="preserve">473467433387</w:t>
+      </w:r>
+      <w:r>
+        <w:t xml:space="preserve">. Контрольный модуль имеет заводской номер </w:t>
+      </w:r>
+      <w:r>
+        <w:t xml:space="preserve">410154435058</w:t>
+      </w:r>
+      <w:r>
+        <w:t xml:space="preserve">. Проектный уклон кровли — </w:t>
+      </w:r>
+      <w:r>
+        <w:t xml:space="preserve">9 %</w:t>
+      </w:r>
+      <w:r>
+        <w:t xml:space="preserve">.</w:t>
+      </w:r>
+    </w:p>
+    <w:p>
+      <w:r>
+        <w:t xml:space="preserve">4.8. </w:t>
+      </w:r>
+      <w:r>
+        <w:t xml:space="preserve">Законом установлена предельная доля иностранного участия — </w:t>
+      </w:r>
+      <w:r>
+        <w:t xml:space="preserve">25 %</w:t>
+      </w:r>
+      <w:r>
+        <w:t xml:space="preserve"> в силу Федерального закона об иностранных инвестициях. В приложении № 3 указана допустимая доля брака — </w:t>
+      </w:r>
+      <w:r>
+        <w:t xml:space="preserve">0,1 %</w:t>
+      </w:r>
+      <w:r>
+        <w:t xml:space="preserve">.</w:t>
+      </w:r>
+    </w:p>
+    <w:p>
+      <w:r>
+        <w:t xml:space="preserve">4.9. </w:t>
+      </w:r>
+      <w:r>
+        <w:t xml:space="preserve">Товар имеет срок годности </w:t>
+      </w:r>
+      <w:r>
+        <w:t xml:space="preserve">в течение 36 месяцев</w:t>
+      </w:r>
+      <w:r>
+        <w:t xml:space="preserve"> с даты производства. Уложенная смесь выдерживается </w:t>
+      </w:r>
+      <w:r>
+        <w:t xml:space="preserve">в течение 72 часов</w:t>
+      </w:r>
+      <w:r>
+        <w:t xml:space="preserve"> без доступа влаги.</w:t>
+      </w:r>
+    </w:p>
+    <w:p>
+      <w:r>
+        <w:t xml:space="preserve">4.10. </w:t>
+      </w:r>
+      <w:r>
+        <w:t xml:space="preserve">Претензии по качеству работ предъявляются </w:t>
+      </w:r>
+      <w:r>
+        <w:t xml:space="preserve">в течение одного года</w:t>
+      </w:r>
+      <w:r>
+        <w:t xml:space="preserve"> по правилам статьи 725 Гражданского кодекса Российской Федерации. Поставщик присутствует на рынке </w:t>
+      </w:r>
+      <w:r>
+        <w:t xml:space="preserve">в течение 15 лет</w:t>
+      </w:r>
+      <w:r>
+        <w:t xml:space="preserve">. Окончание отчётного периода — </w:t>
+      </w:r>
+      <w:r>
+        <w:t xml:space="preserve">не позднее 28.07.2028</w:t>
       </w:r>
       <w:r>
         <w:t xml:space="preserve">.</w:t>
@@ -765,10 +1082,10 @@
         <w:rPr>
           <w:b/>
         </w:rPr>
-        <w:t xml:space="preserve">23/20</w:t>
-      </w:r>
-      <w:r>
-        <w:t xml:space="preserve">24-К</w:t>
+        <w:t xml:space="preserve">32/20</w:t>
+      </w:r>
+      <w:r>
+        <w:t xml:space="preserve">24-Д</w:t>
       </w:r>
       <w:r>
         <w:t xml:space="preserve">.</w:t>
@@ -782,10 +1099,10 @@
         <w:rPr>
           <w:b/>
         </w:rPr>
-        <w:t xml:space="preserve">не менее 9</w:t>
-      </w:r>
-      <w:r>
-        <w:t xml:space="preserve">81 000,3 (Девятисот восьмидесяти одной тысячи) ₽</w:t>
+        <w:t xml:space="preserve">не менее 4</w:t>
+      </w:r>
+      <w:r>
+        <w:t xml:space="preserve">10 000,8 (Четырёхсот десяти тысяч) ₽</w:t>
       </w:r>
       <w:r>
         <w:t xml:space="preserve">.</w:t>
@@ -802,7 +1119,7 @@
         <w:t xml:space="preserve">1</w:t>
       </w:r>
       <w:r>
-        <w:t xml:space="preserve">5 (пятнадцать) процентов за каждый день просрочки</w:t>
+        <w:t xml:space="preserve">0 (десять) процентов за каждый день просрочки</w:t>
       </w:r>
       <w:r>
         <w:t xml:space="preserve">.</w:t>
@@ -813,7 +1130,7 @@
         <w:t xml:space="preserve">9.4. Контрольная запись: </w:t>
       </w:r>
       <w:r>
-        <w:t xml:space="preserve">в течение 14 рабочих дней с момента поступления ⁠денежных средств‍ на расчетный счет</w:t>
+        <w:t xml:space="preserve">в течение 10 ‍(Десяти) ⁠банковских дней</w:t>
       </w:r>
       <w:r>
         <w:t xml:space="preserve">.</w:t>
@@ -881,7 +1198,7 @@
               <w:t xml:space="preserve">Адрес регистрации: </w:t>
             </w:r>
             <w:r>
-              <w:t xml:space="preserve">Химки Октябрьская 5/3 кв 54</w:t>
+              <w:t xml:space="preserve">Санкт-Петербург, Пушкина 71</w:t>
             </w:r>
           </w:p>
           <w:p>
@@ -920,7 +1237,7 @@
               <w:t xml:space="preserve">Тел.: </w:t>
             </w:r>
             <w:r>
-              <w:t xml:space="preserve">+7 (383) 682-87-62</w:t>
+              <w:t xml:space="preserve">+7 (383) 436-87-56</w:t>
             </w:r>
           </w:p>
           <w:p>
@@ -928,7 +1245,7 @@
               <w:t xml:space="preserve">E-mail: </w:t>
             </w:r>
             <w:r>
-              <w:t xml:space="preserve">vinogradov@corp-tehno.ru</w:t>
+              <w:t xml:space="preserve">vinogradov@list.ru</w:t>
             </w:r>
           </w:p>
           <w:p/>
@@ -955,7 +1272,7 @@
           </w:p>
           <w:p>
             <w:r>
-              <w:t xml:space="preserve">Екатеринбург, Октябрьская 8</w:t>
+              <w:t xml:space="preserve">Одинцово, Кирова 31</w:t>
             </w:r>
           </w:p>
           <w:p>
@@ -976,7 +1293,7 @@
               <w:t xml:space="preserve">Адрес регистрации: </w:t>
             </w:r>
             <w:r>
-              <w:t xml:space="preserve">Самара Кутузовский 26/3 кв 52</w:t>
+              <w:t xml:space="preserve">Самара Гагарина 88/2 кв 42</w:t>
             </w:r>
           </w:p>
           <w:p>
@@ -1015,7 +1332,7 @@
               <w:t xml:space="preserve">Тел.: </w:t>
             </w:r>
             <w:r>
-              <w:t xml:space="preserve">+7 (495) 441-28-33</w:t>
+              <w:t xml:space="preserve">+7 (846) 134-59-85</w:t>
             </w:r>
           </w:p>
           <w:p>
@@ -1023,7 +1340,7 @@
               <w:t xml:space="preserve">E-mail: </w:t>
             </w:r>
             <w:r>
-              <w:t xml:space="preserve">komarov@sibtrans.ru</w:t>
+              <w:t xml:space="preserve">komarov@inbox.ru</w:t>
             </w:r>
           </w:p>
           <w:p/>
@@ -1041,7 +1358,7 @@
     <w:p>
       <w:r>
         <w:pict>
-          <v:shape id="tb9316" type="#_x0000_t202" style="position:absolute;margin-left:0;margin-top:0;width:400pt;height:40pt">
+          <v:shape id="tb1831" type="#_x0000_t202" style="position:absolute;margin-left:0;margin-top:0;width:400pt;height:40pt">
             <v:textbox>
               <w:txbxContent>
                 <w:p>
@@ -1049,13 +1366,13 @@
                     <w:t xml:space="preserve">ВНИМАНИЕ! Бухгалтерия: </w:t>
                   </w:r>
                   <w:r>
-                    <w:t xml:space="preserve">Максимова Татьяна Сергеевна</w:t>
+                    <w:t xml:space="preserve">Лебедева Татьяна Николаевна</w:t>
                   </w:r>
                   <w:r>
                     <w:t xml:space="preserve">, </w:t>
                   </w:r>
                   <w:r>
-                    <w:t xml:space="preserve">+7 (846) 842-24-21 доб. 165</w:t>
+                    <w:t xml:space="preserve">+7 (846) 135-51-80 доб. 365</w:t>
                   </w:r>
                 </w:p>
               </w:txbxContent>

--- a/tests/corpus_v2/docs/cession_0008.docx
+++ b/tests/corpus_v2/docs/cession_0008.docx
@@ -1131,6 +1131,37 @@
       </w:r>
       <w:r>
         <w:t xml:space="preserve">в течение 10 ‍(Десяти) ⁠банковских дней</w:t>
+      </w:r>
+      <w:r>
+        <w:t xml:space="preserve">.</w:t>
+      </w:r>
+    </w:p>
+    <w:p/>
+    <w:p>
+      <w:r>
+        <w:rPr>
+          <w:b/>
+        </w:rPr>
+        <w:t xml:space="preserve">6. ОСОБЫЕ УСЛОВИЯ ОТДЕЛЬНЫХ ВИДОВ ДАННЫХ</w:t>
+      </w:r>
+    </w:p>
+    <w:p>
+      <w:r>
+        <w:t xml:space="preserve">6.1. Полномочия представителя подтверждены доверенностью, реестровый номер </w:t>
+      </w:r>
+      <w:r>
+        <w:t xml:space="preserve">50/121-н/50-2023-4-88</w:t>
+      </w:r>
+      <w:r>
+        <w:t xml:space="preserve">.</w:t>
+      </w:r>
+    </w:p>
+    <w:p>
+      <w:r>
+        <w:t xml:space="preserve">6.2. Для сопоставления в учёте указывается: </w:t>
+      </w:r>
+      <w:r>
+        <w:t xml:space="preserve">срок действия 12/2024-06/2025</w:t>
       </w:r>
       <w:r>
         <w:t xml:space="preserve">.</w:t>

--- a/tests/corpus_v2/docs/cession_0008.docx
+++ b/tests/corpus_v2/docs/cession_0008.docx
@@ -1147,21 +1147,87 @@
     </w:p>
     <w:p>
       <w:r>
-        <w:t xml:space="preserve">6.1. Полномочия представителя подтверждены доверенностью, реестровый номер </w:t>
-      </w:r>
-      <w:r>
-        <w:t xml:space="preserve">50/121-н/50-2023-4-88</w:t>
-      </w:r>
-      <w:r>
-        <w:t xml:space="preserve">.</w:t>
-      </w:r>
-    </w:p>
-    <w:p>
-      <w:r>
-        <w:t xml:space="preserve">6.2. Для сопоставления в учёте указывается: </w:t>
-      </w:r>
-      <w:r>
-        <w:t xml:space="preserve">срок действия 12/2024-06/2025</w:t>
+        <w:t xml:space="preserve">6.1. Работы выполняются на основании ранее заключённого Договора № </w:t>
+      </w:r>
+      <w:r>
+        <w:t xml:space="preserve">2/17</w:t>
+      </w:r>
+      <w:r>
+        <w:t xml:space="preserve"> между теми же сторонами.</w:t>
+      </w:r>
+    </w:p>
+    <w:p>
+      <w:r>
+        <w:t xml:space="preserve">6.2. Первичные документы: </w:t>
+      </w:r>
+      <w:r>
+        <w:t xml:space="preserve">как указано в пункте 4.2 настоящего Договора</w:t>
+      </w:r>
+      <w:r>
+        <w:t xml:space="preserve">.</w:t>
+      </w:r>
+    </w:p>
+    <w:p>
+      <w:r>
+        <w:t xml:space="preserve">6.3. Запись о лицензии внесена в реестр за регистрационным номером </w:t>
+      </w:r>
+      <w:r>
+        <w:t xml:space="preserve">731004592</w:t>
+      </w:r>
+      <w:r>
+        <w:t xml:space="preserve">.</w:t>
+      </w:r>
+    </w:p>
+    <w:p>
+      <w:r>
+        <w:t xml:space="preserve">6.4. Внутренний учёт ведётся отдельно: </w:t>
+      </w:r>
+      <w:r>
+        <w:t xml:space="preserve">инвентарный номер 123456789</w:t>
+      </w:r>
+      <w:r>
+        <w:t xml:space="preserve">.</w:t>
+      </w:r>
+    </w:p>
+    <w:p>
+      <w:r>
+        <w:t xml:space="preserve">6.5. Полномочия представителя подтверждены доверенностью, реестровый номер </w:t>
+      </w:r>
+      <w:r>
+        <w:t xml:space="preserve">78/1445-н/78-2022-12-7</w:t>
+      </w:r>
+      <w:r>
+        <w:t xml:space="preserve">.</w:t>
+      </w:r>
+    </w:p>
+    <w:p>
+      <w:r>
+        <w:t xml:space="preserve">6.6. Для сопоставления в учёте указывается: </w:t>
+      </w:r>
+      <w:r>
+        <w:t xml:space="preserve">ГОСТ Р 52044-2003</w:t>
+      </w:r>
+      <w:r>
+        <w:t xml:space="preserve">.</w:t>
+      </w:r>
+    </w:p>
+    <w:p>
+      <w:r>
+        <w:t xml:space="preserve">6.7. Решение принято большинством в </w:t>
+      </w:r>
+      <w:r>
+        <w:t xml:space="preserve">9 % уставного капитала общества</w:t>
+      </w:r>
+      <w:r>
+        <w:t xml:space="preserve"> от общего числа голосов членов совета директоров.</w:t>
+      </w:r>
+    </w:p>
+    <w:p>
+      <w:r>
+        <w:t xml:space="preserve">6.8. Кворум определяется уставом: </w:t>
+      </w:r>
+      <w:r>
+        <w:t xml:space="preserve">доля брака не превышает 1 % партии</w:t>
       </w:r>
       <w:r>
         <w:t xml:space="preserve">.</w:t>

--- a/tests/corpus_v2/docs/cession_0008.docx
+++ b/tests/corpus_v2/docs/cession_0008.docx
@@ -1228,6 +1228,28 @@
       </w:r>
       <w:r>
         <w:t xml:space="preserve">доля брака не превышает 1 % партии</w:t>
+      </w:r>
+      <w:r>
+        <w:t xml:space="preserve">.</w:t>
+      </w:r>
+    </w:p>
+    <w:p>
+      <w:r>
+        <w:t xml:space="preserve">6.9. Финансирование предоставляется частями; первым выбирается </w:t>
+      </w:r>
+      <w:r>
+        <w:t xml:space="preserve">транш «Со-единения»</w:t>
+      </w:r>
+      <w:r>
+        <w:t xml:space="preserve"> согласно графику выборки.</w:t>
+      </w:r>
+    </w:p>
+    <w:p>
+      <w:r>
+        <w:t xml:space="preserve">6.10. Порядок дальнейшей выборки: </w:t>
+      </w:r>
+      <w:r>
+        <w:t xml:space="preserve">1-й транш перечисляется после подписания</w:t>
       </w:r>
       <w:r>
         <w:t xml:space="preserve">.</w:t>

--- a/tests/corpus_v2/docs/cession_0008.docx
+++ b/tests/corpus_v2/docs/cession_0008.docx
@@ -1147,10 +1147,32 @@
     </w:p>
     <w:p>
       <w:r>
-        <w:t xml:space="preserve">6.1. Работы выполняются на основании ранее заключённого Договора № </w:t>
-      </w:r>
-      <w:r>
-        <w:t xml:space="preserve">2/17</w:t>
+        <w:t xml:space="preserve">6.1. Стороны ранее заключили </w:t>
+      </w:r>
+      <w:r>
+        <w:t xml:space="preserve">договор уступки права требования</w:t>
+      </w:r>
+      <w:r>
+        <w:t xml:space="preserve"> на сопоставимых условиях.</w:t>
+      </w:r>
+    </w:p>
+    <w:p>
+      <w:r>
+        <w:t xml:space="preserve">6.2. Прочие условия: </w:t>
+      </w:r>
+      <w:r>
+        <w:t xml:space="preserve">отношения сторон регулируются гражданским законодательством</w:t>
+      </w:r>
+      <w:r>
+        <w:t xml:space="preserve">.</w:t>
+      </w:r>
+    </w:p>
+    <w:p>
+      <w:r>
+        <w:t xml:space="preserve">6.3. Работы выполняются на основании ранее заключённого Договора № </w:t>
+      </w:r>
+      <w:r>
+        <w:t xml:space="preserve">01Ф-00034/16-124Д</w:t>
       </w:r>
       <w:r>
         <w:t xml:space="preserve"> между теми же сторонами.</w:t>
@@ -1158,29 +1180,73 @@
     </w:p>
     <w:p>
       <w:r>
-        <w:t xml:space="preserve">6.2. Первичные документы: </w:t>
-      </w:r>
-      <w:r>
-        <w:t xml:space="preserve">как указано в пункте 4.2 настоящего Договора</w:t>
-      </w:r>
-      <w:r>
-        <w:t xml:space="preserve">.</w:t>
-      </w:r>
-    </w:p>
-    <w:p>
-      <w:r>
-        <w:t xml:space="preserve">6.3. Запись о лицензии внесена в реестр за регистрационным номером </w:t>
-      </w:r>
-      <w:r>
-        <w:t xml:space="preserve">731004592</w:t>
-      </w:r>
-      <w:r>
-        <w:t xml:space="preserve">.</w:t>
-      </w:r>
-    </w:p>
-    <w:p>
-      <w:r>
-        <w:t xml:space="preserve">6.4. Внутренний учёт ведётся отдельно: </w:t>
+        <w:t xml:space="preserve">6.4. Первичные документы: </w:t>
+      </w:r>
+      <w:r>
+        <w:t xml:space="preserve">счёт-фактура выставлена без ссылки на номер</w:t>
+      </w:r>
+      <w:r>
+        <w:t xml:space="preserve">.</w:t>
+      </w:r>
+    </w:p>
+    <w:p>
+      <w:r>
+        <w:t xml:space="preserve">6.5. Паспорт гражданина Российской Федерации выдан </w:t>
+      </w:r>
+      <w:r>
+        <w:t xml:space="preserve">ОУФМС России по Тверской области в Заволжском р-не</w:t>
+      </w:r>
+      <w:r>
+        <w:t xml:space="preserve">, паспорт предъявлен при подписании.</w:t>
+      </w:r>
+    </w:p>
+    <w:p>
+      <w:r>
+        <w:t xml:space="preserve">6.6. Сопутствующие сведения: </w:t>
+      </w:r>
+      <w:r>
+        <w:t xml:space="preserve">доверенность выдана сроком на три года без права передоверия</w:t>
+      </w:r>
+      <w:r>
+        <w:t xml:space="preserve">.</w:t>
+      </w:r>
+    </w:p>
+    <w:p>
+      <w:r>
+        <w:t xml:space="preserve">6.7. Запись о государственной регистрации внесена регистрирующим органом: </w:t>
+      </w:r>
+      <w:r>
+        <w:t xml:space="preserve">Инспекция ФНС России № 24 по г. Москве</w:t>
+      </w:r>
+      <w:r>
+        <w:t xml:space="preserve">.</w:t>
+      </w:r>
+    </w:p>
+    <w:p>
+      <w:r>
+        <w:t xml:space="preserve">6.8. Общие сведения о регистрации: </w:t>
+      </w:r>
+      <w:r>
+        <w:t xml:space="preserve">отчётность представляется в налоговый орган по месту учёта</w:t>
+      </w:r>
+      <w:r>
+        <w:t xml:space="preserve">.</w:t>
+      </w:r>
+    </w:p>
+    <w:p>
+      <w:r>
+        <w:t xml:space="preserve">6.9. Запись о лицензии внесена в реестр за регистрационным номером </w:t>
+      </w:r>
+      <w:r>
+        <w:t xml:space="preserve">144625873</w:t>
+      </w:r>
+      <w:r>
+        <w:t xml:space="preserve">.</w:t>
+      </w:r>
+    </w:p>
+    <w:p>
+      <w:r>
+        <w:t xml:space="preserve">6.10. Внутренний учёт ведётся отдельно: </w:t>
       </w:r>
       <w:r>
         <w:t xml:space="preserve">инвентарный номер 123456789</w:t>
@@ -1191,32 +1257,32 @@
     </w:p>
     <w:p>
       <w:r>
-        <w:t xml:space="preserve">6.5. Полномочия представителя подтверждены доверенностью, реестровый номер </w:t>
-      </w:r>
-      <w:r>
-        <w:t xml:space="preserve">78/1445-н/78-2022-12-7</w:t>
-      </w:r>
-      <w:r>
-        <w:t xml:space="preserve">.</w:t>
-      </w:r>
-    </w:p>
-    <w:p>
-      <w:r>
-        <w:t xml:space="preserve">6.6. Для сопоставления в учёте указывается: </w:t>
-      </w:r>
-      <w:r>
-        <w:t xml:space="preserve">ГОСТ Р 52044-2003</w:t>
-      </w:r>
-      <w:r>
-        <w:t xml:space="preserve">.</w:t>
-      </w:r>
-    </w:p>
-    <w:p>
-      <w:r>
-        <w:t xml:space="preserve">6.7. Решение принято большинством в </w:t>
-      </w:r>
-      <w:r>
-        <w:t xml:space="preserve">9 % уставного капитала общества</w:t>
+        <w:t xml:space="preserve">6.11. Полномочия представителя подтверждены доверенностью, реестровый номер </w:t>
+      </w:r>
+      <w:r>
+        <w:t xml:space="preserve">50/121-н/50-2023-4-88</w:t>
+      </w:r>
+      <w:r>
+        <w:t xml:space="preserve">.</w:t>
+      </w:r>
+    </w:p>
+    <w:p>
+      <w:r>
+        <w:t xml:space="preserve">6.12. Для сопоставления в учёте указывается: </w:t>
+      </w:r>
+      <w:r>
+        <w:t xml:space="preserve">кадастровый номер 77:01:0004012:2211</w:t>
+      </w:r>
+      <w:r>
+        <w:t xml:space="preserve">.</w:t>
+      </w:r>
+    </w:p>
+    <w:p>
+      <w:r>
+        <w:t xml:space="preserve">6.13. Решение принято большинством в </w:t>
+      </w:r>
+      <w:r>
+        <w:t xml:space="preserve">25,5 % голосов от общего числа</w:t>
       </w:r>
       <w:r>
         <w:t xml:space="preserve"> от общего числа голосов членов совета директоров.</w:t>
@@ -1224,7 +1290,7 @@
     </w:p>
     <w:p>
       <w:r>
-        <w:t xml:space="preserve">6.8. Кворум определяется уставом: </w:t>
+        <w:t xml:space="preserve">6.14. Кворум определяется уставом: </w:t>
       </w:r>
       <w:r>
         <w:t xml:space="preserve">доля брака не превышает 1 % партии</w:t>
@@ -1235,10 +1301,10 @@
     </w:p>
     <w:p>
       <w:r>
-        <w:t xml:space="preserve">6.9. Финансирование предоставляется частями; первым выбирается </w:t>
-      </w:r>
-      <w:r>
-        <w:t xml:space="preserve">транш «Со-единения»</w:t>
+        <w:t xml:space="preserve">6.15. Финансирование предоставляется частями; первым выбирается </w:t>
+      </w:r>
+      <w:r>
+        <w:t xml:space="preserve">транш «Оборотный»</w:t>
       </w:r>
       <w:r>
         <w:t xml:space="preserve"> согласно графику выборки.</w:t>
@@ -1246,7 +1312,7 @@
     </w:p>
     <w:p>
       <w:r>
-        <w:t xml:space="preserve">6.10. Порядок дальнейшей выборки: </w:t>
+        <w:t xml:space="preserve">6.16. Порядок дальнейшей выборки: </w:t>
       </w:r>
       <w:r>
         <w:t xml:space="preserve">1-й транш перечисляется после подписания</w:t>
